--- a/docs/guidance/guidelines_v5_2_0_rc6_wizard.docx
+++ b/docs/guidance/guidelines_v5_2_0_rc6_wizard.docx
@@ -30498,7 +30498,7 @@
         <w:jc w:val="left"/>
       </w:pPr>
       <w:r>
-        <w:t>EU_SAE_wizard_5.2.0-rc.6-wizard.5.7/</w:t>
+        <w:t>EU_SAE_wizard_5.2.0-rc.6-wizard.5.8/</w:t>
       </w:r>
       <w:r>
         <w:br/>

--- a/docs/guidance/guidelines_v5_2_0_rc6_wizard.docx
+++ b/docs/guidance/guidelines_v5_2_0_rc6_wizard.docx
@@ -6621,7 +6621,7 @@
         <w:pStyle w:val="BodyText"/>
       </w:pPr>
       <w:r>
-        <w:t xml:space="preserve">This revision is aligned with the history-free 5.2.0-rc.6 clean distribution. This candidate includes testing examples under Data/Spain/ and Data/simulated/. It excludes non-inventory literature, run histories, generated outputs, superseded documents, and local diagnostics. It is a review candidate, not an approved official-statistics product. In rc.6, optional AI interpretations are saved as structured run data and interleaved with the corresponding statistical sections in final_report.html and its editable Word companion, final_report.docx; each expected section is marked generated, failed, or disabled and requires human review before dissemination.</w:t>
+        <w:t xml:space="preserve">This revision is aligned with the history-free 5.2.0-rc.6 clean distribution. This candidate includes testing examples under Data/Spain/ and Data/simulated/. It excludes non-inventory literature, run histories, generated outputs, superseded documents, and local diagnostics. It is a release candidate for review and testing. Whether to publish estimates as official statistics is for each national statistical office to decide. In rc.6, optional AI interpretations are saved as structured run data and interleaved with the corresponding statistical sections in final_report.html and its editable Word companion, final_report.docx; each expected section is marked generated, failed, or disabled and requires human review before dissemination.</w:t>
       </w:r>
     </w:p>
     <w:p>
@@ -23710,7 +23710,7 @@
         <w:jc w:val="left"/>
       </w:pPr>
       <w:r>
-        <w:t>EU_SAE_520_w5i/</w:t>
+        <w:t>EU_SAE_520_w5j/</w:t>
         <w:br/>
         <w:t>|-- app_wizard.R          # six-step guided interface</w:t>
         <w:br/>

--- a/docs/guidance/guidelines_v5_2_0_rc6_wizard.docx
+++ b/docs/guidance/guidelines_v5_2_0_rc6_wizard.docx
@@ -15,7 +15,7 @@
           <wp:inline distT="0" distB="0" distL="0" distR="0" wp14:anchorId="0F806ED2" wp14:editId="4D282BE1">
             <wp:extent cx="5943600" cy="8172450"/>
             <wp:effectExtent l="0" t="0" r="0" b="0"/>
-            <wp:docPr id="17" name="Picture 17" descr="Full-page app-style cover image with an example map of poverty rates by Spanish province, produced by the package (boundaries: IGN CartoBase ANE, CC BY 4.0)." title="App-style cover with example Spain poverty map"/>
+            <wp:docPr id="17" name="Picture 17" descr="Full-page cover image showing the front page of the EU SAE app." title="Cover with the EU SAE app front page"/>
             <wp:cNvGraphicFramePr>
               <a:graphicFrameLocks xmlns:a="http://schemas.openxmlformats.org/drawingml/2006/main" noChangeAspect="1"/>
             </wp:cNvGraphicFramePr>
@@ -23,7 +23,7 @@
               <a:graphicData uri="http://schemas.openxmlformats.org/drawingml/2006/picture">
                 <pic:pic xmlns:pic="http://schemas.openxmlformats.org/drawingml/2006/picture">
                   <pic:nvPicPr>
-                    <pic:cNvPr id="0" name="eu-poverty-map-cover-app-style-with-text.png"/>
+                    <pic:cNvPr id="0" name="eu-sae-cover-app-front-page.png"/>
                     <pic:cNvPicPr/>
                   </pic:nvPicPr>
                   <pic:blipFill>
@@ -190,7 +190,7 @@
                       <w:sz w:val="21"/>
                       <w:szCs w:val="21"/>
                     </w:rPr>
-                    <w:t>Candidate 5.2.0-rc.6 — September 2026</w:t>
+                    <w:t>Candidate 5.2.0-rc.6 — October 2026</w:t>
                   </w:r>
                 </w:p>
               </w:txbxContent>
@@ -6669,6 +6669,28 @@
       <w:pPr>
         <w:pStyle w:val="BodyText"/>
       </w:pPr>
+      <w:r>
+        <w:rPr>
+          <w:b/>
+        </w:rPr>
+        <w:t xml:space="preserve">w5k update (October 2026). </w:t>
+      </w:r>
+      <w:r>
+        <w:t xml:space="preserve">For mean welfare, the Indicator step now asks which prices the survey welfare is in: current prices converted to constant prices with a consumer price index (typed in or read from an optional CPI file), current prices without conversion, or constant prices already. When a price index is used, the user states whether incomes refer to the survey year or to the calendar year before the survey, how the index is organised, and the price base year (Sections 4.3 and 11.5). Changes in mean welfare are reported as percentage changes of the mean, with intervals from the log of the ratio of the two means (Section 8.12 and Annex G.7).</w:t>
+      </w:r>
+    </w:p>
+    <w:p>
+      <w:pPr>
+        <w:pStyle w:val="BodyText"/>
+      </w:pPr>
+      <w:r>
+        <w:t xml:space="preserve">The covariance-adjusted variance of a change is now used whenever it is positive; the earlier rule that replaced it by the independence variance when it was below 1% of that variance has been removed (Section 8.12). When mean welfare is fitted in logs, benchmarking to an uploaded Benchmark Target Database is completed on the currency scale, so the benchmarked estimates reproduce the uploaded targets (Sections 7.12 and G.6). The report's box plots now show the estimated changes and their RMSEs for Direct, UFH, UFH benchmarked, MFH, and MFH benchmarked (Section 11.9).</w:t>
+      </w:r>
+    </w:p>
+    <w:p>
+      <w:pPr>
+        <w:pStyle w:val="BodyText"/>
+      </w:pPr>
     </w:p>
     <w:p>
       <w:pPr>
@@ -9699,6 +9721,14 @@
     </w:p>
     <w:p>
       <w:pPr>
+        <w:pStyle w:val="BodyText"/>
+      </w:pPr>
+      <w:r>
+        <w:t xml:space="preserve">For mean welfare, benchmark targets must be in the same prices as the survey welfare. When the Dashboard converts welfare to constant prices with a price index, it converts the uploaded targets with the same factors, so targets should then be supplied in the current prices of each year; when the survey welfare is already in constant prices, the targets must be in those same prices. A target describes the whole benchmark area: if some of its domains have no estimate in a year, the run log lists them, because the remaining domains are then scaled to the whole-area target.</w:t>
+      </w:r>
+    </w:p>
+    <w:p>
+      <w:pPr>
         <w:pStyle w:val="Heading2"/>
       </w:pPr>
       <w:bookmarkStart w:id="74" w:name="minimum-data-readiness-checklist"/>
@@ -9986,6 +10016,28 @@
       </w:pPr>
       <w:r>
         <w:t>For poverty indicators, the welfare variable is used to determine whether each household or individual is poor. For mean welfare indicators, the welfare variable itself is modeled after any required transformation. Users should therefore confirm whether the analysis is estimating poverty rates, mean welfare, or both.</w:t>
+      </w:r>
+    </w:p>
+    <w:p>
+      <w:pPr>
+        <w:pStyle w:val="BodyText"/>
+      </w:pPr>
+      <w:r>
+        <w:rPr>
+          <w:b/>
+        </w:rPr>
+        <w:t xml:space="preserve">Prices of welfare. </w:t>
+      </w:r>
+      <w:r>
+        <w:t xml:space="preserve">Household-survey incomes and expenditures are usually reported in current (nominal) prices, so a change in mean welfare between years includes inflation. For mean welfare, the Dashboard offers three choices (Section 11.5): convert current prices to constant prices of a base year with a consumer price index; keep current prices, in which case changes include inflation; or declare that the welfare variable is already in constant (real) prices, in which case no price index is needed or applied. When converting, the welfare of survey year t is multiplied by P(base year) / P(income year of t), where P is the price level. The income year is the survey year for surveys of current income or consumption, and the calendar year before the survey for surveys such as EU-SILC, whose income reference period is the previous calendar year. Annual-average indices should be used for annual incomes. The conversion is applied to household welfare before estimation, so all models work with welfare in constant prices.</w:t>
+      </w:r>
+    </w:p>
+    <w:p>
+      <w:pPr>
+        <w:pStyle w:val="BodyText"/>
+      </w:pPr>
+      <w:r>
+        <w:t xml:space="preserve">The two income-period choices cover calendar years only. For a fiscal year, a rolling 12-month period before the interview, or reference periods that differ between households, welfare should be deflated before it is loaded (for example, household by household with the average index of its own reference period), and the constant-prices-already choice should then be selected. Welfare already in real terms must be in the prices of the same year in every survey year, and on the same basis if spatial price adjustments were made; the Dashboard cannot check this. Poverty indicators are never converted: the welfare variable and the poverty line must already be in the same prices in each year.</w:t>
       </w:r>
     </w:p>
     <w:p>
@@ -16774,6 +16826,20 @@
         <w:pStyle w:val="BodyText"/>
       </w:pPr>
       <w:r>
+        <w:rPr>
+          <w:b/>
+        </w:rPr>
+        <w:t xml:space="preserve">Mean welfare fitted in logs. </w:t>
+      </w:r>
+      <w:r>
+        <w:t xml:space="preserve">For mean welfare modeled on the log scale, benchmarking is completed on the currency scale. The log-scale bootstrap described above benchmarks to the survey's own regional figures, expressed in logs, and supplies the relative precision of the benchmarked estimates. After the back-transformation, each domain estimate is multiplied by its group's target divided by the population-weighted average of the back-transformed estimates of all domains in the group, so the benchmarked estimates reproduce the target exactly. The target is the uploaded Benchmark Target Database value when one is provided and otherwise the population-weighted mean of the survey's direct arithmetic means. The reported MSE keeps the coefficient of variation of the log-scale bootstrap. This is an approximation: it treats uploaded targets as fixed and does not re-estimate the uncertainty of the final currency-scale estimator, so benchmarked RMSEs and intervals in log runs with uploaded targets should be described as approximate.</w:t>
+      </w:r>
+    </w:p>
+    <w:p>
+      <w:pPr>
+        <w:pStyle w:val="BodyText"/>
+      </w:pPr>
+      <w:r>
         <w:lastRenderedPageBreak/>
         <w:t>Benchmarking is most appropriate when the benchmark estimate is reliable; the benchmark uses the same welfare variable and poverty line; the benchmark refers to the same population universe; the benchmark geography is consistent with the small-area geography; or the benchmark year matches the survey year.</w:t>
       </w:r>
@@ -21232,15 +21298,29 @@
       </w:pPr>
       <w:r>
         <w:lastRenderedPageBreak/>
-        <w:t>Two ingredients, therefore, determine whether an estimated change is meaningful: the MSE of the estimate in each year, and the mean crossed-product error (MCPE) - the covariance of the prediction errors of the two years' estimates for the same area. The variance of the estimated change equals the MSE in the first year plus the MSE in the second year minus twice the MCPE between them. Because the two years' prediction errors are often positively correlated, omitting MCPE can overstate the uncertainty of change; its sign and magnitude must nevertheless be estimated rather than assumed. The Dashboard estimates MFH MSE and MCPE jointly by parametric bootstrap, then applies the same covariance-adjusted change formula to benchmarked or unbenchmarked results. If bootstrap noise yields a non-finite or implausibly small change MSE, the affected row is flagged and the more conservative independence value, MSE(year 1) + MSE(year 2), is used. Note on MSE Estimation - Levels and Changes.docx documents the level, benchmarking, MCPE, and change calculations, while Note on Estimating the Sampling-Error Covariance Matrix (revised).docx documents the distinct survey-design covariance supplied to the MFH model. The basic MCPE code was provided by Prof. Isabel Molina, refined by Ifeanyi Nzegwu Edochie, and modified further by the package maintainer; Annex H discloses the process and validation status, and Annex G.7 collects the formulas.</w:t>
-      </w:r>
-    </w:p>
-    <w:p>
-      <w:pPr>
-        <w:pStyle w:val="BodyText"/>
-      </w:pPr>
-      <w:r>
-        <w:t>Operationally, users should report estimated poverty in the first year; estimated poverty in the second year; estimated change in percentage points; standard error and pointwise 95% confidence interval for the change; the raw p_value; and the principal significant flag based on p_value &lt; alpha. The Dashboard's red/gray change figures use this pointwise two-sided test. At alpha = 0.05, a change is marked significant exactly when its pointwise 95% confidence interval excludes zero. The Benjamini-Hochberg-adjusted p_value_bh and significant_bh fields are retained as supplementary multiplicity-sensitive outputs, but they do not control the primary figures or headline counts.</w:t>
+        <w:t xml:space="preserve">Two ingredients, therefore, determine whether an estimated change is meaningful: the MSE of the estimate in each year, and the mean crossed-product error (MCPE) - the covariance of the prediction errors of the two years' estimates for the same area. The variance of the estimated change equals the MSE in the first year plus the MSE in the second year minus twice the MCPE between them. Because the two years' prediction errors are often positively correlated, omitting MCPE can overstate the uncertainty of change; its sign and magnitude must nevertheless be estimated rather than assumed. The Dashboard estimates MFH MSE and MCPE jointly by parametric bootstrap, then applies the same covariance-adjusted change formula to benchmarked or unbenchmarked results. The covariance-adjusted change MSE is used whenever it is positive, however small. Only when bootstrap noise yields a zero, negative, or non-finite value is the independence value, MSE(year 1) + MSE(year 2), used instead; such rows are marked in the mse_fallback_used and mse_rule columns. The independence value is not guaranteed to be conservative, so flagged rows should be reviewed, for example with more bootstrap replications. Note on MSE Estimation - Levels and Changes.docx documents the level, benchmarking, MCPE, and change calculations, while Note on Estimating the Sampling-Error Covariance Matrix (revised).docx documents the distinct survey-design covariance supplied to the MFH model. The basic MCPE code was provided by Prof. Isabel Molina, refined by Ifeanyi Nzegwu Edochie, and modified further by the package maintainer; Annex H discloses the process and validation status, and Annex G.7 collects the formulas.</w:t>
+      </w:r>
+    </w:p>
+    <w:p>
+      <w:pPr>
+        <w:pStyle w:val="BodyText"/>
+      </w:pPr>
+      <w:r>
+        <w:t xml:space="preserve">Operationally, users should report estimated poverty in the first year; estimated poverty in the second year; estimated change in percentage points (for mean welfare, in percent of the earlier year's mean); standard error and pointwise 95% confidence interval for the change; the raw p_value; and the principal significant flag based on p_value &lt; alpha. The Dashboard's red/gray change figures use this pointwise two-sided test. At alpha = 0.05, a change is marked significant exactly when its pointwise 95% confidence interval excludes zero. The Benjamini-Hochberg-adjusted p_value_bh and significant_bh fields are retained as supplementary multiplicity-sensitive outputs, but they do not control the primary figures or headline counts.</w:t>
+      </w:r>
+    </w:p>
+    <w:p>
+      <w:pPr>
+        <w:pStyle w:val="BodyText"/>
+      </w:pPr>
+      <w:r>
+        <w:rPr>
+          <w:b/>
+        </w:rPr>
+        <w:t xml:space="preserve">Changes in mean welfare. </w:t>
+      </w:r>
+      <w:r>
+        <w:t xml:space="preserve">For mean welfare, the Dashboard reports the change as a percentage of the earlier year's mean, 100 × (mean in the later year / mean in the earlier year − 1). Its confidence interval and p-value come from the log of the ratio of the two means, whose variance is approximated by the delta method from the two MSEs and the covariance implied by the change MSE (Annex G.7); the interval is asymmetric and never below −100%. The difference in currency units is kept in output columns ending in _eur. The difference of mean log welfare is not used, because it measures the change in the geometric mean, which differs from the change in the arithmetic mean by the change in the mean log deviation; on the Spain example the two differ by up to 12 percentage points. Change maps and significance plots for mean welfare are labelled accordingly, for example Change in mean welfare (%).</w:t>
       </w:r>
     </w:p>
     <w:tbl>
@@ -22863,6 +22943,17 @@
       </w:pPr>
       <w:r>
         <w:t>Maps of estimated changes over time.</w:t>
+      </w:r>
+    </w:p>
+    <w:p>
+      <w:pPr>
+        <w:numPr>
+          <w:ilvl w:val="0"/>
+          <w:numId w:val="2"/>
+        </w:numPr>
+      </w:pPr>
+      <w:r>
+        <w:t xml:space="preserve">Box plots of the estimated changes and of their RMSEs across domains, by method (Direct, UFH, UFH benchmarked, MFH, MFH benchmarked).</w:t>
       </w:r>
     </w:p>
     <w:p>
@@ -23545,6 +23636,14 @@
     </w:p>
     <w:p>
       <w:pPr>
+        <w:pStyle w:val="BodyText"/>
+      </w:pPr>
+      <w:r>
+        <w:t xml:space="preserve">For mean welfare, the change maps show the percentage change of the mean (Section 8.12), and map titles and legends name the indicator rather than poverty.</w:t>
+      </w:r>
+    </w:p>
+    <w:p>
+      <w:pPr>
         <w:pStyle w:val="CaptionedFigure"/>
         <w:jc w:val="center"/>
       </w:pPr>
@@ -23710,7 +23809,7 @@
         <w:jc w:val="left"/>
       </w:pPr>
       <w:r>
-        <w:t>EU_SAE_520_w5j/</w:t>
+        <w:t>EU_SAE_520_w5k/</w:t>
         <w:br/>
         <w:t>|-- app_wizard.R          # six-step guided interface</w:t>
         <w:br/>
@@ -23866,6 +23965,14 @@
     </w:p>
     <w:p>
       <w:pPr>
+        <w:pStyle w:val="BodyText"/>
+      </w:pPr>
+      <w:r>
+        <w:t xml:space="preserve">For mean welfare in constant prices, an optional Consumer price index file can also be selected: one country's CPI (or HICP) by year, with a year column and one or more index columns, as a CSV file (comma- or semicolon-separated; decimal commas are accepted) or an Excel file. The year and CPI columns are chosen in Step 3, where the app shows the values it will use or the years that are missing.</w:t>
+      </w:r>
+    </w:p>
+    <w:p>
+      <w:pPr>
         <w:pStyle w:val="CaptionedFigure"/>
         <w:jc w:val="center"/>
       </w:pPr>
@@ -24027,6 +24134,67 @@
     </w:p>
     <w:p>
       <w:pPr>
+        <w:pStyle w:val="BodyText"/>
+      </w:pPr>
+      <w:r>
+        <w:t xml:space="preserve">For mean welfare, </w:t>
+      </w:r>
+      <w:r>
+        <w:rPr>
+          <w:b/>
+        </w:rPr>
+        <w:t xml:space="preserve">Welfare in the survey data is in</w:t>
+      </w:r>
+      <w:r>
+        <w:t xml:space="preserve"> records the prices of the welfare variable (Section 4.3): current prices: convert with a price index; current prices: no conversion (changes include inflation), which is the default; or constant (real) prices already: no price index needed, with an optional year of those prices that is used only in labels, such as constant 2017 prices as provided in the survey data.</w:t>
+      </w:r>
+    </w:p>
+    <w:p>
+      <w:pPr>
+        <w:pStyle w:val="BodyText"/>
+      </w:pPr>
+      <w:r>
+        <w:t xml:space="preserve">When converting, </w:t>
+      </w:r>
+      <w:r>
+        <w:rPr>
+          <w:b/>
+        </w:rPr>
+        <w:t xml:space="preserve">Price index values</w:t>
+      </w:r>
+      <w:r>
+        <w:t xml:space="preserve"> says whether the index is typed in by year or read from the CPI file selected in Step 1. </w:t>
+      </w:r>
+      <w:r>
+        <w:rPr>
+          <w:b/>
+        </w:rPr>
+        <w:t xml:space="preserve">Incomes refer to</w:t>
+      </w:r>
+      <w:r>
+        <w:t xml:space="preserve"> states whether the incomes of each survey are in the prices of the survey year or of the calendar year before the survey; with the second choice the app asks for, and looks up, the index of the year before each survey year. </w:t>
+      </w:r>
+      <w:r>
+        <w:rPr>
+          <w:b/>
+        </w:rPr>
+        <w:t xml:space="preserve">How the CPI is organised</w:t>
+      </w:r>
+      <w:r>
+        <w:t xml:space="preserve"> accepts an index with a fixed reference year (for example 2015 = 100), annual indices with the previous year = 100 (for example 103.6), or annual changes in percent (for example 3.6); annual values are chained into price levels. </w:t>
+      </w:r>
+      <w:r>
+        <w:rPr>
+          <w:b/>
+        </w:rPr>
+        <w:t xml:space="preserve">Price base year</w:t>
+      </w:r>
+      <w:r>
+        <w:t xml:space="preserve"> is the first income year by default; Another year allows, for example, 2017 prices, and a fixed-reference index then needs the base year's own value from the same series. Percentage changes between years do not depend on the base year; only the levels change.</w:t>
+      </w:r>
+    </w:p>
+    <w:p>
+      <w:pPr>
         <w:pStyle w:val="CaptionedFigure"/>
         <w:jc w:val="center"/>
       </w:pPr>
@@ -24082,6 +24250,60 @@
     </w:p>
     <w:p>
       <w:pPr>
+        <w:pStyle w:val="CaptionedFigure"/>
+        <w:jc w:val="center"/>
+      </w:pPr>
+      <w:r>
+        <w:rPr>
+          <w:noProof/>
+        </w:rPr>
+        <w:drawing>
+          <wp:inline distT="0" distB="0" distL="0" distR="0">
+            <wp:extent cx="5120640" cy="3304864"/>
+            <wp:effectExtent l="0" t="0" r="0" b="0"/>
+            <wp:docPr id="9010" name="Picture 9010" descr="Wizard Step 3 for mean welfare: prices of welfare, price index source, income reference period, CPI organisation, price base year and index values."/>
+            <wp:cNvGraphicFramePr>
+              <a:graphicFrameLocks xmlns:a="http://schemas.openxmlformats.org/drawingml/2006/main" noChangeAspect="1"/>
+            </wp:cNvGraphicFramePr>
+            <a:graphic xmlns:a="http://schemas.openxmlformats.org/drawingml/2006/main">
+              <a:graphicData uri="http://schemas.openxmlformats.org/drawingml/2006/picture">
+                <pic:pic xmlns:pic="http://schemas.openxmlformats.org/drawingml/2006/picture">
+                  <pic:nvPicPr>
+                    <pic:cNvPr id="0" name="figure13b_mean_welfare_prices.png"/>
+                    <pic:cNvPicPr/>
+                  </pic:nvPicPr>
+                  <pic:blipFill>
+                    <a:blip r:embed="rIdW5kPrices"/>
+                    <a:stretch>
+                      <a:fillRect/>
+                    </a:stretch>
+                  </pic:blipFill>
+                  <pic:spPr>
+                    <a:xfrm>
+                      <a:off x="0" y="0"/>
+                      <a:ext cx="5120640" cy="3304864"/>
+                    </a:xfrm>
+                    <a:prstGeom prst="rect">
+                      <a:avLst/>
+                    </a:prstGeom>
+                  </pic:spPr>
+                </pic:pic>
+              </a:graphicData>
+            </a:graphic>
+          </wp:inline>
+        </w:drawing>
+      </w:r>
+    </w:p>
+    <w:p>
+      <w:pPr>
+        <w:pStyle w:val="ImageCaption"/>
+      </w:pPr>
+      <w:r>
+        <w:t xml:space="preserve">Figure 13b. Wizard Step 3 for mean welfare converted with a price index: prices of welfare, price index source, income reference period, CPI organisation, price base year and index values.</w:t>
+      </w:r>
+    </w:p>
+    <w:p>
+      <w:pPr>
         <w:pStyle w:val="Heading2"/>
       </w:pPr>
       <w:bookmarkStart w:id="331" w:name="_Toc238571986"/>
@@ -24111,7 +24333,7 @@
         <w:pStyle w:val="BodyText"/>
       </w:pPr>
       <w:r>
-        <w:t xml:space="preserve">Benchmarking is off by default. When enabled, select National under Benchmarking level, or select Grouped and map a region-level field. An external target file is optional; without one, the app derives targets from the survey. Also state whether PSU codes refer to consistent sampling units across the two years, since this informs the sampling-covariance assessment.</w:t>
+        <w:t xml:space="preserve">Benchmarking is off by default. When enabled, select National under Benchmarking level, or select Grouped and map a region-level field. An external target file is optional; without one, the app derives targets from the survey. For mean welfare, uploaded targets must be in the same prices as the survey welfare (Section 3.8). Also state whether PSU codes refer to consistent sampling units across the two years, since this informs the sampling-covariance assessment.</w:t>
       </w:r>
     </w:p>
     <w:p>
@@ -24273,7 +24495,7 @@
         <w:pStyle w:val="FirstParagraph"/>
       </w:pPr>
       <w:r>
-        <w:t>Review the consolidated settings summary before running. It repeats the active files, mapping, indicator, UFH and MFH choices, benchmarking, PSU assessment, bootstrap count, and AI status. Return to the relevant breadcrumb when any entry is unexpected. The Preflight tab checks the project root, report-rendering dependency, years, required input files, and spatial dependency.</w:t>
+        <w:t xml:space="preserve">Review the consolidated settings summary before running. It repeats the active files, mapping, indicator, the price basis of mean welfare (with the CPI file, when used), UFH and MFH choices, benchmarking, PSU assessment, bootstrap count, and AI status. Return to the relevant breadcrumb when any entry is unexpected. The Preflight tab checks the project root, report-rendering dependency, years, required input files, and spatial dependency.</w:t>
       </w:r>
     </w:p>
     <w:p>
@@ -24386,7 +24608,7 @@
         <w:pStyle w:val="BodyText"/>
       </w:pPr>
       <w:r>
-        <w:t>The Comparison step adds two figures for signed estimated changes: a UFH/MFH boxplot and a paired domain scatterplot. Changes are later year minus earlier year, in percentage points for poverty; negative values indicate a decrease. The figures use the same finite matched domains and unbenchmarked estimates. They are saved under outputs/figures/change_comparisons/, with values in outputs/data/change_estimate_comparison.xlsx and the consolidated EU_SAE_results.xlsx. The original confidence-interval-width figures remain available in both report formats.</w:t>
+        <w:t xml:space="preserve">The report shows box plots, side by side in one row, of the estimated change between the two years across domains and of the RMSE of that change, with one box per method: Direct, UFH, the selected MFH model and, with benchmarking, UFH benchmarked and MFH benchmarked. For poverty indicators both are in percentage points; for mean welfare the change is in ln mean welfare (the log of the later mean minus the log of the earlier mean) and its RMSE is the delta-method standard error of that log ratio. The RMSE of a direct change adds the two years' direct MSEs, UFH also treats the years as independent, and MFH uses the covariance between the years, as in the significance tests. In the HTML report a Methods drop-down list selects the boxes shown; the Word report shows all methods. The figure is saved as outputs/figures/change_comparisons/change_rmse_boxplots.png, with values in outputs/tables/change_rmse_by_method.csv and in the Change and RMSE by method and Change and RMSE summary sheets of change_estimate_comparison.xlsx and EU_SAE_results.xlsx. The paired UFH-MFH scatter plots of changes and of confidence-interval widths are retained.</w:t>
       </w:r>
     </w:p>
     <w:p>
@@ -24779,6 +25001,14 @@
     </w:p>
     <w:p>
       <w:pPr>
+        <w:pStyle w:val="BodyText"/>
+      </w:pPr>
+      <w:r>
+        <w:t xml:space="preserve">For mean welfare, the report should state the price basis: current prices; constant prices of a stated base year, with the price index, its source and the income reference period; or constant prices as provided in the survey data. The Dashboard writes this description to the run log, the report, and outputs/tables/indicator_info.csv.</w:t>
+      </w:r>
+    </w:p>
+    <w:p>
+      <w:pPr>
         <w:pStyle w:val="Heading2"/>
       </w:pPr>
       <w:bookmarkStart w:id="365" w:name="figures-and-maps-to-include"/>
@@ -24796,7 +25026,7 @@
         <w:pStyle w:val="FirstParagraph"/>
       </w:pPr>
       <w:r>
-        <w:t xml:space="preserve">The core visual outputs should include poverty maps for each year; uncertainty maps based on MSE, RMSE, and coefficients of variation; change maps with statistically significant changes clearly indicated; direct-versus-UFH scatter plots; UFH-versus-MFH scatter plots; residual plots and Q–Q plots for diagnostic assessment; and trend plots for selected areas. Together, these visuals help users assess the geographic pattern of poverty, the precision of the estimates, the extent of change over time, and model performance.</w:t>
+        <w:t xml:space="preserve">The core visual outputs should include poverty maps for each year; uncertainty maps based on MSE, RMSE, and coefficients of variation; change maps with statistically significant changes clearly indicated; box plots of the changes and their RMSEs by method; direct-versus-UFH scatter plots; UFH-versus-MFH scatter plots; residual plots and Q–Q plots for diagnostic assessment; and trend plots for selected areas. Together, these visuals help users assess the geographic pattern of poverty, the precision of the estimates, the extent of change over time, and model performance.</w:t>
       </w:r>
     </w:p>
     <w:p>
@@ -26198,6 +26428,14 @@
     </w:p>
     <w:p>
       <w:pPr>
+        <w:pStyle w:val="BodyText"/>
+      </w:pPr>
+      <w:r>
+        <w:t xml:space="preserve">For mean welfare, real changes depend on the price index. The Dashboard applies one national index to all domains, so it does not adjust for regional differences in price levels, regional inflation, or consumption baskets, and its two income-period choices assume calendar-year reference periods (Section 4.3). Deflating household welfare before estimation is the recommended order. For UFH and log-scale models, deflating before or after estimation gives the same estimates apart from numerical tolerances; for MFH2 fitted on the currency scale, which uses one random-effect variance for both years, it does not (on the Spain example, the estimates differ by at most 0.28% with 1.4% inflation and by 1.9% with 10% inflation).</w:t>
+      </w:r>
+    </w:p>
+    <w:p>
+      <w:pPr>
         <w:pStyle w:val="Heading2"/>
       </w:pPr>
       <w:bookmarkStart w:id="398" w:name="potential-extensions"/>
@@ -29378,7 +29616,7 @@
         <w:ind w:left="480"/>
       </w:pPr>
       <w:r>
-        <w:t>☐ Geometry file ready, with an area code that matches the other files exactly.</w:t>
+        <w:t xml:space="preserve">☐ Benchmark target file (optional) for the same welfare concept, prices, population, and benchmark areas as the analysis.</w:t>
       </w:r>
     </w:p>
     <w:p>
@@ -29387,7 +29625,7 @@
         <w:ind w:left="480"/>
       </w:pPr>
       <w:r>
-        <w:t>☐ Area codes confirmed identical (type and value) across all four files.</w:t>
+        <w:t>☐ Geometry file ready, with an area code that matches the other files exactly.</w:t>
       </w:r>
     </w:p>
     <w:p>
@@ -29396,7 +29634,7 @@
         <w:ind w:left="480"/>
       </w:pPr>
       <w:r>
-        <w:t>☐ Analysis years selected.</w:t>
+        <w:t>☐ Area codes confirmed identical (type and value) across all four files.</w:t>
       </w:r>
     </w:p>
     <w:p>
@@ -29405,7 +29643,25 @@
         <w:ind w:left="480"/>
       </w:pPr>
       <w:r>
+        <w:t>☐ Analysis years selected.</w:t>
+      </w:r>
+    </w:p>
+    <w:p>
+      <w:pPr>
+        <w:pStyle w:val="Compact"/>
+        <w:ind w:left="480"/>
+      </w:pPr>
+      <w:r>
         <w:t>☐ Indicator chosen (poverty FGT or mean welfare); FGT order selected if applicable.</w:t>
+      </w:r>
+    </w:p>
+    <w:p>
+      <w:pPr>
+        <w:pStyle w:val="Compact"/>
+        <w:ind w:left="480"/>
+      </w:pPr>
+      <w:r>
+        <w:t xml:space="preserve">☐ For mean welfare: prices of the welfare variable confirmed (convert current prices, keep current prices, or constant prices already); when converting, the price index, its organisation, the income reference period (survey year or calendar year before the survey), and the price base year checked, and the CPI file prepared if used.</w:t>
       </w:r>
     </w:p>
     <w:p>
@@ -37989,6 +38245,14 @@
     </w:p>
     <w:p>
       <w:pPr>
+        <w:pStyle w:val="BodyText"/>
+      </w:pPr>
+      <w:r>
+        <w:t xml:space="preserve">For mean welfare fitted in logs, the ratio benchmark is applied on the currency scale after the back-transformation: the model estimates in the formula are the back-transformed estimates, and the trusted total is the uploaded target or, without one, the population-weighted mean of the direct arithmetic means. The log-scale bootstrap, which benchmarks to the survey's own log-scale regional figures, supplies the relative precision kept in the reported MSE (Section 7.12).</w:t>
+      </w:r>
+    </w:p>
+    <w:p>
+      <w:pPr>
         <w:pStyle w:val="Heading2"/>
       </w:pPr>
       <w:bookmarkStart w:id="444" w:name="g.7-inference-for-change-over-time"/>
@@ -38916,6 +39180,1173 @@
       </w:pPr>
       <w:r>
         <w:t xml:space="preserve">The MCPE is not returned by the standard sae/msae functions and is estimated here by parametric bootstrap (pbmcpeMFH1/2/3). Prof. Isabel Molina provided the basic bootstrap code, which Ifeanyi Nzegwu Edochie refined, and the package maintainer further modified for model dispatch, use of the selected fitted model, reproducible seeds, convergence handling, Monte Carlo standard-error diagnostics, and package reporting. Note on MSE Estimation - Levels and Changes.docx documents the full uncertainty workflow: analytical or bootstrap MSE for unbenchmarked UFH by transformation, parametric-bootstrap MSE and MCPE for MFH, re-benchmarking within each bootstrap replicate, and MSE(change) = MSE(year 1) + MSE(year 2) - 2 MCPE. For change tests across areas, the Dashboard reports both raw p-values and Benjamini-Hochberg-adjusted p-values. The principal significance flag uses the pointwise raw test, p_value &lt; alpha. At alpha = 0.05, this is equivalent to the pointwise 95% confidence interval excluding zero. The p_value_bh and significant_bh fields are retained as supplementary outputs for assessing conclusions after false-discovery-rate control; they do not determine the primary figures or headline counts. This current rule supersedes the older BH-primary sentence in the companion MSE note. This area-level BH adjustment is separate from the MFH variance-test adjustment described in Section 8.6. Annex H states the validation work still required for the bootstrap implementation.</w:t>
+      </w:r>
+    </w:p>
+    <w:p>
+      <w:pPr>
+        <w:pStyle w:val="BodyText"/>
+      </w:pPr>
+      <w:r>
+        <w:t xml:space="preserve">For mean welfare, the change is reported as a percentage of the earlier year's mean,</w:t>
+      </w:r>
+    </w:p>
+    <w:p>
+      <w:pPr>
+        <w:pStyle w:val="BodyText"/>
+        <w:jc w:val="center"/>
+      </w:pPr>
+      <m:oMathPara>
+        <m:oMathParaPr>
+          <m:jc m:val="center"/>
+        </m:oMathParaPr>
+        <m:oMath>
+          <m:sSubSup>
+            <m:sSubSupPr>
+              <m:ctrlPr>
+                <w:rPr>
+                  <w:rFonts w:ascii="Cambria Math" w:hAnsi="Cambria Math"/>
+                </w:rPr>
+              </m:ctrlPr>
+            </m:sSubSupPr>
+            <m:e>
+              <m:acc>
+                <m:accPr>
+                  <m:chr m:val="^"/>
+                  <m:ctrlPr>
+                    <w:rPr>
+                      <w:rFonts w:ascii="Cambria Math" w:hAnsi="Cambria Math"/>
+                    </w:rPr>
+                  </m:ctrlPr>
+                </m:accPr>
+                <m:e>
+                  <m:r>
+                    <w:rPr>
+                      <w:rFonts w:ascii="Cambria Math" w:hAnsi="Cambria Math"/>
+                    </w:rPr>
+                    <m:t>Δ</m:t>
+                  </m:r>
+                </m:e>
+              </m:acc>
+            </m:e>
+            <m:sub>
+              <m:r>
+                <w:rPr>
+                  <w:rFonts w:ascii="Cambria Math" w:hAnsi="Cambria Math"/>
+                </w:rPr>
+                <m:t>d</m:t>
+              </m:r>
+            </m:sub>
+            <m:sup>
+              <m:r>
+                <w:rPr>
+                  <w:rFonts w:ascii="Cambria Math" w:hAnsi="Cambria Math"/>
+                </w:rPr>
+                <m:t>%</m:t>
+              </m:r>
+            </m:sup>
+          </m:sSubSup>
+          <m:r>
+            <m:rPr>
+              <m:lit/>
+              <m:nor/>
+            </m:rPr>
+            <w:rPr>
+              <w:rFonts w:ascii="Cambria Math" w:hAnsi="Cambria Math"/>
+            </w:rPr>
+            <m:t>=</m:t>
+          </m:r>
+          <m:r>
+            <w:rPr>
+              <w:rFonts w:ascii="Cambria Math" w:hAnsi="Cambria Math"/>
+            </w:rPr>
+            <m:t>100</m:t>
+          </m:r>
+          <m:r>
+            <w:rPr>
+              <w:rFonts w:ascii="Cambria Math" w:hAnsi="Cambria Math"/>
+            </w:rPr>
+            <m:t>·</m:t>
+          </m:r>
+          <m:d>
+            <m:dPr>
+              <m:ctrlPr>
+                <w:rPr>
+                  <w:rFonts w:ascii="Cambria Math" w:hAnsi="Cambria Math"/>
+                </w:rPr>
+              </m:ctrlPr>
+            </m:dPr>
+            <m:e>
+              <m:f>
+                <m:fPr>
+                  <m:ctrlPr>
+                    <w:rPr>
+                      <w:rFonts w:ascii="Cambria Math" w:hAnsi="Cambria Math"/>
+                    </w:rPr>
+                  </m:ctrlPr>
+                </m:fPr>
+                <m:num>
+                  <m:sSub>
+                    <m:sSubPr>
+                      <m:ctrlPr>
+                        <w:rPr>
+                          <w:rFonts w:ascii="Cambria Math" w:hAnsi="Cambria Math"/>
+                        </w:rPr>
+                      </m:ctrlPr>
+                    </m:sSubPr>
+                    <m:e>
+                      <m:acc>
+                        <m:accPr>
+                          <m:chr m:val="^"/>
+                          <m:ctrlPr>
+                            <w:rPr>
+                              <w:rFonts w:ascii="Cambria Math" w:hAnsi="Cambria Math"/>
+                            </w:rPr>
+                          </m:ctrlPr>
+                        </m:accPr>
+                        <m:e>
+                          <m:r>
+                            <w:rPr>
+                              <w:rFonts w:ascii="Cambria Math" w:hAnsi="Cambria Math"/>
+                            </w:rPr>
+                            <m:t>δ</m:t>
+                          </m:r>
+                        </m:e>
+                      </m:acc>
+                    </m:e>
+                    <m:sub>
+                      <m:r>
+                        <w:rPr>
+                          <w:rFonts w:ascii="Cambria Math" w:hAnsi="Cambria Math"/>
+                        </w:rPr>
+                        <m:t>dt</m:t>
+                      </m:r>
+                    </m:sub>
+                  </m:sSub>
+                </m:num>
+                <m:den>
+                  <m:sSub>
+                    <m:sSubPr>
+                      <m:ctrlPr>
+                        <w:rPr>
+                          <w:rFonts w:ascii="Cambria Math" w:hAnsi="Cambria Math"/>
+                        </w:rPr>
+                      </m:ctrlPr>
+                    </m:sSubPr>
+                    <m:e>
+                      <m:acc>
+                        <m:accPr>
+                          <m:chr m:val="^"/>
+                          <m:ctrlPr>
+                            <w:rPr>
+                              <w:rFonts w:ascii="Cambria Math" w:hAnsi="Cambria Math"/>
+                            </w:rPr>
+                          </m:ctrlPr>
+                        </m:accPr>
+                        <m:e>
+                          <m:r>
+                            <w:rPr>
+                              <w:rFonts w:ascii="Cambria Math" w:hAnsi="Cambria Math"/>
+                            </w:rPr>
+                            <m:t>δ</m:t>
+                          </m:r>
+                        </m:e>
+                      </m:acc>
+                    </m:e>
+                    <m:sub>
+                      <m:r>
+                        <w:rPr>
+                          <w:rFonts w:ascii="Cambria Math" w:hAnsi="Cambria Math"/>
+                        </w:rPr>
+                        <m:t>ds</m:t>
+                      </m:r>
+                    </m:sub>
+                  </m:sSub>
+                </m:den>
+              </m:f>
+              <m:r>
+                <w:rPr>
+                  <w:rFonts w:ascii="Cambria Math" w:hAnsi="Cambria Math"/>
+                </w:rPr>
+                <m:t>-</m:t>
+              </m:r>
+              <m:r>
+                <w:rPr>
+                  <w:rFonts w:ascii="Cambria Math" w:hAnsi="Cambria Math"/>
+                </w:rPr>
+                <m:t>1</m:t>
+              </m:r>
+            </m:e>
+          </m:d>
+        </m:oMath>
+      </m:oMathPara>
+    </w:p>
+    <w:p>
+      <w:pPr>
+        <w:pStyle w:val="BodyText"/>
+      </w:pPr>
+      <w:r>
+        <w:t xml:space="preserve">Inference uses the log of the ratio of the two means, with variance approximated by the delta method,</w:t>
+      </w:r>
+    </w:p>
+    <w:p>
+      <w:pPr>
+        <w:pStyle w:val="BodyText"/>
+        <w:jc w:val="center"/>
+      </w:pPr>
+      <m:oMathPara>
+        <m:oMathParaPr>
+          <m:jc m:val="center"/>
+        </m:oMathParaPr>
+        <m:oMath>
+          <m:sSub>
+            <m:sSubPr>
+              <m:ctrlPr>
+                <w:rPr>
+                  <w:rFonts w:ascii="Cambria Math" w:hAnsi="Cambria Math"/>
+                </w:rPr>
+              </m:ctrlPr>
+            </m:sSubPr>
+            <m:e>
+              <m:acc>
+                <m:accPr>
+                  <m:chr m:val="^"/>
+                  <m:ctrlPr>
+                    <w:rPr>
+                      <w:rFonts w:ascii="Cambria Math" w:hAnsi="Cambria Math"/>
+                    </w:rPr>
+                  </m:ctrlPr>
+                </m:accPr>
+                <m:e>
+                  <m:r>
+                    <w:rPr>
+                      <w:rFonts w:ascii="Cambria Math" w:hAnsi="Cambria Math"/>
+                    </w:rPr>
+                    <m:t>r</m:t>
+                  </m:r>
+                </m:e>
+              </m:acc>
+            </m:e>
+            <m:sub>
+              <m:r>
+                <w:rPr>
+                  <w:rFonts w:ascii="Cambria Math" w:hAnsi="Cambria Math"/>
+                </w:rPr>
+                <m:t>d</m:t>
+              </m:r>
+            </m:sub>
+          </m:sSub>
+          <m:r>
+            <m:rPr>
+              <m:lit/>
+              <m:nor/>
+            </m:rPr>
+            <w:rPr>
+              <w:rFonts w:ascii="Cambria Math" w:hAnsi="Cambria Math"/>
+            </w:rPr>
+            <m:t>=</m:t>
+          </m:r>
+          <m:r>
+            <m:rPr>
+              <m:lit/>
+              <m:nor/>
+            </m:rPr>
+            <w:rPr>
+              <w:rFonts w:ascii="Cambria Math" w:hAnsi="Cambria Math"/>
+            </w:rPr>
+            <m:t>log</m:t>
+          </m:r>
+          <m:d>
+            <m:dPr>
+              <m:ctrlPr>
+                <w:rPr>
+                  <w:rFonts w:ascii="Cambria Math" w:hAnsi="Cambria Math"/>
+                </w:rPr>
+              </m:ctrlPr>
+            </m:dPr>
+            <m:e>
+              <m:f>
+                <m:fPr>
+                  <m:ctrlPr>
+                    <w:rPr>
+                      <w:rFonts w:ascii="Cambria Math" w:hAnsi="Cambria Math"/>
+                    </w:rPr>
+                  </m:ctrlPr>
+                </m:fPr>
+                <m:num>
+                  <m:sSub>
+                    <m:sSubPr>
+                      <m:ctrlPr>
+                        <w:rPr>
+                          <w:rFonts w:ascii="Cambria Math" w:hAnsi="Cambria Math"/>
+                        </w:rPr>
+                      </m:ctrlPr>
+                    </m:sSubPr>
+                    <m:e>
+                      <m:acc>
+                        <m:accPr>
+                          <m:chr m:val="^"/>
+                          <m:ctrlPr>
+                            <w:rPr>
+                              <w:rFonts w:ascii="Cambria Math" w:hAnsi="Cambria Math"/>
+                            </w:rPr>
+                          </m:ctrlPr>
+                        </m:accPr>
+                        <m:e>
+                          <m:r>
+                            <w:rPr>
+                              <w:rFonts w:ascii="Cambria Math" w:hAnsi="Cambria Math"/>
+                            </w:rPr>
+                            <m:t>δ</m:t>
+                          </m:r>
+                        </m:e>
+                      </m:acc>
+                    </m:e>
+                    <m:sub>
+                      <m:r>
+                        <w:rPr>
+                          <w:rFonts w:ascii="Cambria Math" w:hAnsi="Cambria Math"/>
+                        </w:rPr>
+                        <m:t>dt</m:t>
+                      </m:r>
+                    </m:sub>
+                  </m:sSub>
+                </m:num>
+                <m:den>
+                  <m:sSub>
+                    <m:sSubPr>
+                      <m:ctrlPr>
+                        <w:rPr>
+                          <w:rFonts w:ascii="Cambria Math" w:hAnsi="Cambria Math"/>
+                        </w:rPr>
+                      </m:ctrlPr>
+                    </m:sSubPr>
+                    <m:e>
+                      <m:acc>
+                        <m:accPr>
+                          <m:chr m:val="^"/>
+                          <m:ctrlPr>
+                            <w:rPr>
+                              <w:rFonts w:ascii="Cambria Math" w:hAnsi="Cambria Math"/>
+                            </w:rPr>
+                          </m:ctrlPr>
+                        </m:accPr>
+                        <m:e>
+                          <m:r>
+                            <w:rPr>
+                              <w:rFonts w:ascii="Cambria Math" w:hAnsi="Cambria Math"/>
+                            </w:rPr>
+                            <m:t>δ</m:t>
+                          </m:r>
+                        </m:e>
+                      </m:acc>
+                    </m:e>
+                    <m:sub>
+                      <m:r>
+                        <w:rPr>
+                          <w:rFonts w:ascii="Cambria Math" w:hAnsi="Cambria Math"/>
+                        </w:rPr>
+                        <m:t>ds</m:t>
+                      </m:r>
+                    </m:sub>
+                  </m:sSub>
+                </m:den>
+              </m:f>
+            </m:e>
+          </m:d>
+          <m:r>
+            <w:rPr>
+              <w:rFonts w:ascii="Cambria Math" w:hAnsi="Cambria Math"/>
+            </w:rPr>
+            <m:t>,  </m:t>
+          </m:r>
+          <m:sSub>
+            <m:sSubPr>
+              <m:ctrlPr>
+                <w:rPr>
+                  <w:rFonts w:ascii="Cambria Math" w:hAnsi="Cambria Math"/>
+                </w:rPr>
+              </m:ctrlPr>
+            </m:sSubPr>
+            <m:e>
+              <m:acc>
+                <m:accPr>
+                  <m:chr m:val="^"/>
+                  <m:ctrlPr>
+                    <w:rPr>
+                      <w:rFonts w:ascii="Cambria Math" w:hAnsi="Cambria Math"/>
+                    </w:rPr>
+                  </m:ctrlPr>
+                </m:accPr>
+                <m:e>
+                  <m:r>
+                    <w:rPr>
+                      <w:rFonts w:ascii="Cambria Math" w:hAnsi="Cambria Math"/>
+                    </w:rPr>
+                    <m:t>v</m:t>
+                  </m:r>
+                </m:e>
+              </m:acc>
+            </m:e>
+            <m:sub>
+              <m:r>
+                <w:rPr>
+                  <w:rFonts w:ascii="Cambria Math" w:hAnsi="Cambria Math"/>
+                </w:rPr>
+                <m:t>d</m:t>
+              </m:r>
+            </m:sub>
+          </m:sSub>
+          <m:r>
+            <m:rPr>
+              <m:lit/>
+              <m:nor/>
+            </m:rPr>
+            <w:rPr>
+              <w:rFonts w:ascii="Cambria Math" w:hAnsi="Cambria Math"/>
+            </w:rPr>
+            <m:t>=</m:t>
+          </m:r>
+          <m:f>
+            <m:fPr>
+              <m:ctrlPr>
+                <w:rPr>
+                  <w:rFonts w:ascii="Cambria Math" w:hAnsi="Cambria Math"/>
+                </w:rPr>
+              </m:ctrlPr>
+            </m:fPr>
+            <m:num>
+              <m:r>
+                <m:rPr>
+                  <m:lit/>
+                  <m:nor/>
+                </m:rPr>
+                <w:rPr>
+                  <w:rFonts w:ascii="Cambria Math" w:hAnsi="Cambria Math"/>
+                </w:rPr>
+                <m:t>MSE</m:t>
+              </m:r>
+              <m:d>
+                <m:dPr>
+                  <m:ctrlPr>
+                    <w:rPr>
+                      <w:rFonts w:ascii="Cambria Math" w:hAnsi="Cambria Math"/>
+                    </w:rPr>
+                  </m:ctrlPr>
+                </m:dPr>
+                <m:e>
+                  <m:sSub>
+                    <m:sSubPr>
+                      <m:ctrlPr>
+                        <w:rPr>
+                          <w:rFonts w:ascii="Cambria Math" w:hAnsi="Cambria Math"/>
+                        </w:rPr>
+                      </m:ctrlPr>
+                    </m:sSubPr>
+                    <m:e>
+                      <m:acc>
+                        <m:accPr>
+                          <m:chr m:val="^"/>
+                          <m:ctrlPr>
+                            <w:rPr>
+                              <w:rFonts w:ascii="Cambria Math" w:hAnsi="Cambria Math"/>
+                            </w:rPr>
+                          </m:ctrlPr>
+                        </m:accPr>
+                        <m:e>
+                          <m:r>
+                            <w:rPr>
+                              <w:rFonts w:ascii="Cambria Math" w:hAnsi="Cambria Math"/>
+                            </w:rPr>
+                            <m:t>δ</m:t>
+                          </m:r>
+                        </m:e>
+                      </m:acc>
+                    </m:e>
+                    <m:sub>
+                      <m:r>
+                        <w:rPr>
+                          <w:rFonts w:ascii="Cambria Math" w:hAnsi="Cambria Math"/>
+                        </w:rPr>
+                        <m:t>dt</m:t>
+                      </m:r>
+                    </m:sub>
+                  </m:sSub>
+                </m:e>
+              </m:d>
+            </m:num>
+            <m:den>
+              <m:sSubSup>
+                <m:sSubSupPr>
+                  <m:ctrlPr>
+                    <w:rPr>
+                      <w:rFonts w:ascii="Cambria Math" w:hAnsi="Cambria Math"/>
+                    </w:rPr>
+                  </m:ctrlPr>
+                </m:sSubSupPr>
+                <m:e>
+                  <m:acc>
+                    <m:accPr>
+                      <m:chr m:val="^"/>
+                      <m:ctrlPr>
+                        <w:rPr>
+                          <w:rFonts w:ascii="Cambria Math" w:hAnsi="Cambria Math"/>
+                        </w:rPr>
+                      </m:ctrlPr>
+                    </m:accPr>
+                    <m:e>
+                      <m:r>
+                        <w:rPr>
+                          <w:rFonts w:ascii="Cambria Math" w:hAnsi="Cambria Math"/>
+                        </w:rPr>
+                        <m:t>δ</m:t>
+                      </m:r>
+                    </m:e>
+                  </m:acc>
+                </m:e>
+                <m:sub>
+                  <m:r>
+                    <w:rPr>
+                      <w:rFonts w:ascii="Cambria Math" w:hAnsi="Cambria Math"/>
+                    </w:rPr>
+                    <m:t>dt</m:t>
+                  </m:r>
+                </m:sub>
+                <m:sup>
+                  <m:r>
+                    <w:rPr>
+                      <w:rFonts w:ascii="Cambria Math" w:hAnsi="Cambria Math"/>
+                    </w:rPr>
+                    <m:t>2</m:t>
+                  </m:r>
+                </m:sup>
+              </m:sSubSup>
+            </m:den>
+          </m:f>
+          <m:r>
+            <w:rPr>
+              <w:rFonts w:ascii="Cambria Math" w:hAnsi="Cambria Math"/>
+            </w:rPr>
+            <m:t>+</m:t>
+          </m:r>
+          <m:f>
+            <m:fPr>
+              <m:ctrlPr>
+                <w:rPr>
+                  <w:rFonts w:ascii="Cambria Math" w:hAnsi="Cambria Math"/>
+                </w:rPr>
+              </m:ctrlPr>
+            </m:fPr>
+            <m:num>
+              <m:r>
+                <m:rPr>
+                  <m:lit/>
+                  <m:nor/>
+                </m:rPr>
+                <w:rPr>
+                  <w:rFonts w:ascii="Cambria Math" w:hAnsi="Cambria Math"/>
+                </w:rPr>
+                <m:t>MSE</m:t>
+              </m:r>
+              <m:d>
+                <m:dPr>
+                  <m:ctrlPr>
+                    <w:rPr>
+                      <w:rFonts w:ascii="Cambria Math" w:hAnsi="Cambria Math"/>
+                    </w:rPr>
+                  </m:ctrlPr>
+                </m:dPr>
+                <m:e>
+                  <m:sSub>
+                    <m:sSubPr>
+                      <m:ctrlPr>
+                        <w:rPr>
+                          <w:rFonts w:ascii="Cambria Math" w:hAnsi="Cambria Math"/>
+                        </w:rPr>
+                      </m:ctrlPr>
+                    </m:sSubPr>
+                    <m:e>
+                      <m:acc>
+                        <m:accPr>
+                          <m:chr m:val="^"/>
+                          <m:ctrlPr>
+                            <w:rPr>
+                              <w:rFonts w:ascii="Cambria Math" w:hAnsi="Cambria Math"/>
+                            </w:rPr>
+                          </m:ctrlPr>
+                        </m:accPr>
+                        <m:e>
+                          <m:r>
+                            <w:rPr>
+                              <w:rFonts w:ascii="Cambria Math" w:hAnsi="Cambria Math"/>
+                            </w:rPr>
+                            <m:t>δ</m:t>
+                          </m:r>
+                        </m:e>
+                      </m:acc>
+                    </m:e>
+                    <m:sub>
+                      <m:r>
+                        <w:rPr>
+                          <w:rFonts w:ascii="Cambria Math" w:hAnsi="Cambria Math"/>
+                        </w:rPr>
+                        <m:t>ds</m:t>
+                      </m:r>
+                    </m:sub>
+                  </m:sSub>
+                </m:e>
+              </m:d>
+            </m:num>
+            <m:den>
+              <m:sSubSup>
+                <m:sSubSupPr>
+                  <m:ctrlPr>
+                    <w:rPr>
+                      <w:rFonts w:ascii="Cambria Math" w:hAnsi="Cambria Math"/>
+                    </w:rPr>
+                  </m:ctrlPr>
+                </m:sSubSupPr>
+                <m:e>
+                  <m:acc>
+                    <m:accPr>
+                      <m:chr m:val="^"/>
+                      <m:ctrlPr>
+                        <w:rPr>
+                          <w:rFonts w:ascii="Cambria Math" w:hAnsi="Cambria Math"/>
+                        </w:rPr>
+                      </m:ctrlPr>
+                    </m:accPr>
+                    <m:e>
+                      <m:r>
+                        <w:rPr>
+                          <w:rFonts w:ascii="Cambria Math" w:hAnsi="Cambria Math"/>
+                        </w:rPr>
+                        <m:t>δ</m:t>
+                      </m:r>
+                    </m:e>
+                  </m:acc>
+                </m:e>
+                <m:sub>
+                  <m:r>
+                    <w:rPr>
+                      <w:rFonts w:ascii="Cambria Math" w:hAnsi="Cambria Math"/>
+                    </w:rPr>
+                    <m:t>ds</m:t>
+                  </m:r>
+                </m:sub>
+                <m:sup>
+                  <m:r>
+                    <w:rPr>
+                      <w:rFonts w:ascii="Cambria Math" w:hAnsi="Cambria Math"/>
+                    </w:rPr>
+                    <m:t>2</m:t>
+                  </m:r>
+                </m:sup>
+              </m:sSubSup>
+            </m:den>
+          </m:f>
+          <m:r>
+            <w:rPr>
+              <w:rFonts w:ascii="Cambria Math" w:hAnsi="Cambria Math"/>
+            </w:rPr>
+            <m:t>-</m:t>
+          </m:r>
+          <m:f>
+            <m:fPr>
+              <m:ctrlPr>
+                <w:rPr>
+                  <w:rFonts w:ascii="Cambria Math" w:hAnsi="Cambria Math"/>
+                </w:rPr>
+              </m:ctrlPr>
+            </m:fPr>
+            <m:num>
+              <m:r>
+                <w:rPr>
+                  <w:rFonts w:ascii="Cambria Math" w:hAnsi="Cambria Math"/>
+                </w:rPr>
+                <m:t>2</m:t>
+              </m:r>
+              <m:r>
+                <m:rPr>
+                  <m:lit/>
+                  <m:nor/>
+                </m:rPr>
+                <w:rPr>
+                  <w:rFonts w:ascii="Cambria Math" w:hAnsi="Cambria Math"/>
+                </w:rPr>
+                <m:t>MCPE</m:t>
+              </m:r>
+              <m:d>
+                <m:dPr>
+                  <m:ctrlPr>
+                    <w:rPr>
+                      <w:rFonts w:ascii="Cambria Math" w:hAnsi="Cambria Math"/>
+                    </w:rPr>
+                  </m:ctrlPr>
+                </m:dPr>
+                <m:e>
+                  <m:sSub>
+                    <m:sSubPr>
+                      <m:ctrlPr>
+                        <w:rPr>
+                          <w:rFonts w:ascii="Cambria Math" w:hAnsi="Cambria Math"/>
+                        </w:rPr>
+                      </m:ctrlPr>
+                    </m:sSubPr>
+                    <m:e>
+                      <m:acc>
+                        <m:accPr>
+                          <m:chr m:val="^"/>
+                          <m:ctrlPr>
+                            <w:rPr>
+                              <w:rFonts w:ascii="Cambria Math" w:hAnsi="Cambria Math"/>
+                            </w:rPr>
+                          </m:ctrlPr>
+                        </m:accPr>
+                        <m:e>
+                          <m:r>
+                            <w:rPr>
+                              <w:rFonts w:ascii="Cambria Math" w:hAnsi="Cambria Math"/>
+                            </w:rPr>
+                            <m:t>δ</m:t>
+                          </m:r>
+                        </m:e>
+                      </m:acc>
+                    </m:e>
+                    <m:sub>
+                      <m:r>
+                        <w:rPr>
+                          <w:rFonts w:ascii="Cambria Math" w:hAnsi="Cambria Math"/>
+                        </w:rPr>
+                        <m:t>dt</m:t>
+                      </m:r>
+                    </m:sub>
+                  </m:sSub>
+                  <m:r>
+                    <w:rPr>
+                      <w:rFonts w:ascii="Cambria Math" w:hAnsi="Cambria Math"/>
+                    </w:rPr>
+                    <m:t>,</m:t>
+                  </m:r>
+                  <m:sSub>
+                    <m:sSubPr>
+                      <m:ctrlPr>
+                        <w:rPr>
+                          <w:rFonts w:ascii="Cambria Math" w:hAnsi="Cambria Math"/>
+                        </w:rPr>
+                      </m:ctrlPr>
+                    </m:sSubPr>
+                    <m:e>
+                      <m:acc>
+                        <m:accPr>
+                          <m:chr m:val="^"/>
+                          <m:ctrlPr>
+                            <w:rPr>
+                              <w:rFonts w:ascii="Cambria Math" w:hAnsi="Cambria Math"/>
+                            </w:rPr>
+                          </m:ctrlPr>
+                        </m:accPr>
+                        <m:e>
+                          <m:r>
+                            <w:rPr>
+                              <w:rFonts w:ascii="Cambria Math" w:hAnsi="Cambria Math"/>
+                            </w:rPr>
+                            <m:t>δ</m:t>
+                          </m:r>
+                        </m:e>
+                      </m:acc>
+                    </m:e>
+                    <m:sub>
+                      <m:r>
+                        <w:rPr>
+                          <w:rFonts w:ascii="Cambria Math" w:hAnsi="Cambria Math"/>
+                        </w:rPr>
+                        <m:t>ds</m:t>
+                      </m:r>
+                    </m:sub>
+                  </m:sSub>
+                </m:e>
+              </m:d>
+            </m:num>
+            <m:den>
+              <m:sSub>
+                <m:sSubPr>
+                  <m:ctrlPr>
+                    <w:rPr>
+                      <w:rFonts w:ascii="Cambria Math" w:hAnsi="Cambria Math"/>
+                    </w:rPr>
+                  </m:ctrlPr>
+                </m:sSubPr>
+                <m:e>
+                  <m:acc>
+                    <m:accPr>
+                      <m:chr m:val="^"/>
+                      <m:ctrlPr>
+                        <w:rPr>
+                          <w:rFonts w:ascii="Cambria Math" w:hAnsi="Cambria Math"/>
+                        </w:rPr>
+                      </m:ctrlPr>
+                    </m:accPr>
+                    <m:e>
+                      <m:r>
+                        <w:rPr>
+                          <w:rFonts w:ascii="Cambria Math" w:hAnsi="Cambria Math"/>
+                        </w:rPr>
+                        <m:t>δ</m:t>
+                      </m:r>
+                    </m:e>
+                  </m:acc>
+                </m:e>
+                <m:sub>
+                  <m:r>
+                    <w:rPr>
+                      <w:rFonts w:ascii="Cambria Math" w:hAnsi="Cambria Math"/>
+                    </w:rPr>
+                    <m:t>dt</m:t>
+                  </m:r>
+                </m:sub>
+              </m:sSub>
+              <m:sSub>
+                <m:sSubPr>
+                  <m:ctrlPr>
+                    <w:rPr>
+                      <w:rFonts w:ascii="Cambria Math" w:hAnsi="Cambria Math"/>
+                    </w:rPr>
+                  </m:ctrlPr>
+                </m:sSubPr>
+                <m:e>
+                  <m:acc>
+                    <m:accPr>
+                      <m:chr m:val="^"/>
+                      <m:ctrlPr>
+                        <w:rPr>
+                          <w:rFonts w:ascii="Cambria Math" w:hAnsi="Cambria Math"/>
+                        </w:rPr>
+                      </m:ctrlPr>
+                    </m:accPr>
+                    <m:e>
+                      <m:r>
+                        <w:rPr>
+                          <w:rFonts w:ascii="Cambria Math" w:hAnsi="Cambria Math"/>
+                        </w:rPr>
+                        <m:t>δ</m:t>
+                      </m:r>
+                    </m:e>
+                  </m:acc>
+                </m:e>
+                <m:sub>
+                  <m:r>
+                    <w:rPr>
+                      <w:rFonts w:ascii="Cambria Math" w:hAnsi="Cambria Math"/>
+                    </w:rPr>
+                    <m:t>ds</m:t>
+                  </m:r>
+                </m:sub>
+              </m:sSub>
+            </m:den>
+          </m:f>
+        </m:oMath>
+      </m:oMathPara>
+    </w:p>
+    <w:p>
+      <w:pPr>
+        <w:pStyle w:val="BodyText"/>
+      </w:pPr>
+      <w:r>
+        <w:t xml:space="preserve">and the interval</w:t>
+      </w:r>
+    </w:p>
+    <w:p>
+      <w:pPr>
+        <w:pStyle w:val="BodyText"/>
+        <w:jc w:val="center"/>
+      </w:pPr>
+      <m:oMathPara>
+        <m:oMathParaPr>
+          <m:jc m:val="center"/>
+        </m:oMathParaPr>
+        <m:oMath>
+          <m:sSub>
+            <m:sSubPr>
+              <m:ctrlPr>
+                <w:rPr>
+                  <w:rFonts w:ascii="Cambria Math" w:hAnsi="Cambria Math"/>
+                </w:rPr>
+              </m:ctrlPr>
+            </m:sSubPr>
+            <m:e>
+              <m:r>
+                <m:rPr>
+                  <m:lit/>
+                  <m:nor/>
+                </m:rPr>
+                <w:rPr>
+                  <w:rFonts w:ascii="Cambria Math" w:hAnsi="Cambria Math"/>
+                </w:rPr>
+                <m:t>CI</m:t>
+              </m:r>
+            </m:e>
+            <m:sub>
+              <m:r>
+                <w:rPr>
+                  <w:rFonts w:ascii="Cambria Math" w:hAnsi="Cambria Math"/>
+                </w:rPr>
+                <m:t>α</m:t>
+              </m:r>
+            </m:sub>
+          </m:sSub>
+          <m:d>
+            <m:dPr>
+              <m:ctrlPr>
+                <w:rPr>
+                  <w:rFonts w:ascii="Cambria Math" w:hAnsi="Cambria Math"/>
+                </w:rPr>
+              </m:ctrlPr>
+            </m:dPr>
+            <m:e>
+              <m:sSubSup>
+                <m:sSubSupPr>
+                  <m:ctrlPr>
+                    <w:rPr>
+                      <w:rFonts w:ascii="Cambria Math" w:hAnsi="Cambria Math"/>
+                    </w:rPr>
+                  </m:ctrlPr>
+                </m:sSubSupPr>
+                <m:e>
+                  <m:r>
+                    <w:rPr>
+                      <w:rFonts w:ascii="Cambria Math" w:hAnsi="Cambria Math"/>
+                    </w:rPr>
+                    <m:t>Δ</m:t>
+                  </m:r>
+                </m:e>
+                <m:sub>
+                  <m:r>
+                    <w:rPr>
+                      <w:rFonts w:ascii="Cambria Math" w:hAnsi="Cambria Math"/>
+                    </w:rPr>
+                    <m:t>d</m:t>
+                  </m:r>
+                </m:sub>
+                <m:sup>
+                  <m:r>
+                    <w:rPr>
+                      <w:rFonts w:ascii="Cambria Math" w:hAnsi="Cambria Math"/>
+                    </w:rPr>
+                    <m:t>%</m:t>
+                  </m:r>
+                </m:sup>
+              </m:sSubSup>
+            </m:e>
+          </m:d>
+          <m:r>
+            <m:rPr>
+              <m:lit/>
+              <m:nor/>
+            </m:rPr>
+            <w:rPr>
+              <w:rFonts w:ascii="Cambria Math" w:hAnsi="Cambria Math"/>
+            </w:rPr>
+            <m:t>=</m:t>
+          </m:r>
+          <m:r>
+            <w:rPr>
+              <w:rFonts w:ascii="Cambria Math" w:hAnsi="Cambria Math"/>
+            </w:rPr>
+            <m:t>100</m:t>
+          </m:r>
+          <m:r>
+            <w:rPr>
+              <w:rFonts w:ascii="Cambria Math" w:hAnsi="Cambria Math"/>
+            </w:rPr>
+            <m:t>·</m:t>
+          </m:r>
+          <m:d>
+            <m:dPr>
+              <m:ctrlPr>
+                <w:rPr>
+                  <w:rFonts w:ascii="Cambria Math" w:hAnsi="Cambria Math"/>
+                </w:rPr>
+              </m:ctrlPr>
+            </m:dPr>
+            <m:e>
+              <m:r>
+                <m:rPr>
+                  <m:lit/>
+                  <m:nor/>
+                </m:rPr>
+                <w:rPr>
+                  <w:rFonts w:ascii="Cambria Math" w:hAnsi="Cambria Math"/>
+                </w:rPr>
+                <m:t>exp</m:t>
+              </m:r>
+              <m:d>
+                <m:dPr>
+                  <m:ctrlPr>
+                    <w:rPr>
+                      <w:rFonts w:ascii="Cambria Math" w:hAnsi="Cambria Math"/>
+                    </w:rPr>
+                  </m:ctrlPr>
+                </m:dPr>
+                <m:e>
+                  <m:sSub>
+                    <m:sSubPr>
+                      <m:ctrlPr>
+                        <w:rPr>
+                          <w:rFonts w:ascii="Cambria Math" w:hAnsi="Cambria Math"/>
+                        </w:rPr>
+                      </m:ctrlPr>
+                    </m:sSubPr>
+                    <m:e>
+                      <m:acc>
+                        <m:accPr>
+                          <m:chr m:val="^"/>
+                          <m:ctrlPr>
+                            <w:rPr>
+                              <w:rFonts w:ascii="Cambria Math" w:hAnsi="Cambria Math"/>
+                            </w:rPr>
+                          </m:ctrlPr>
+                        </m:accPr>
+                        <m:e>
+                          <m:r>
+                            <w:rPr>
+                              <w:rFonts w:ascii="Cambria Math" w:hAnsi="Cambria Math"/>
+                            </w:rPr>
+                            <m:t>r</m:t>
+                          </m:r>
+                        </m:e>
+                      </m:acc>
+                    </m:e>
+                    <m:sub>
+                      <m:r>
+                        <w:rPr>
+                          <w:rFonts w:ascii="Cambria Math" w:hAnsi="Cambria Math"/>
+                        </w:rPr>
+                        <m:t>d</m:t>
+                      </m:r>
+                    </m:sub>
+                  </m:sSub>
+                  <m:r>
+                    <w:rPr>
+                      <w:rFonts w:ascii="Cambria Math" w:hAnsi="Cambria Math"/>
+                    </w:rPr>
+                    <m:t>∓</m:t>
+                  </m:r>
+                  <m:sSub>
+                    <m:sSubPr>
+                      <m:ctrlPr>
+                        <w:rPr>
+                          <w:rFonts w:ascii="Cambria Math" w:hAnsi="Cambria Math"/>
+                        </w:rPr>
+                      </m:ctrlPr>
+                    </m:sSubPr>
+                    <m:e>
+                      <m:r>
+                        <w:rPr>
+                          <w:rFonts w:ascii="Cambria Math" w:hAnsi="Cambria Math"/>
+                        </w:rPr>
+                        <m:t>z</m:t>
+                      </m:r>
+                    </m:e>
+                    <m:sub>
+                      <m:r>
+                        <w:rPr>
+                          <w:rFonts w:ascii="Cambria Math" w:hAnsi="Cambria Math"/>
+                        </w:rPr>
+                        <m:t>α</m:t>
+                      </m:r>
+                      <m:r>
+                        <m:rPr>
+                          <m:lit/>
+                          <m:nor/>
+                        </m:rPr>
+                        <w:rPr>
+                          <w:rFonts w:ascii="Cambria Math" w:hAnsi="Cambria Math"/>
+                        </w:rPr>
+                        <m:t>/</m:t>
+                      </m:r>
+                      <m:r>
+                        <w:rPr>
+                          <w:rFonts w:ascii="Cambria Math" w:hAnsi="Cambria Math"/>
+                        </w:rPr>
+                        <m:t>2</m:t>
+                      </m:r>
+                    </m:sub>
+                  </m:sSub>
+                  <m:rad>
+                    <m:radPr>
+                      <m:degHide m:val="1"/>
+                      <m:ctrlPr>
+                        <w:rPr>
+                          <w:rFonts w:ascii="Cambria Math" w:hAnsi="Cambria Math"/>
+                        </w:rPr>
+                      </m:ctrlPr>
+                    </m:radPr>
+                    <m:deg/>
+                    <m:e>
+                      <m:sSub>
+                        <m:sSubPr>
+                          <m:ctrlPr>
+                            <w:rPr>
+                              <w:rFonts w:ascii="Cambria Math" w:hAnsi="Cambria Math"/>
+                            </w:rPr>
+                          </m:ctrlPr>
+                        </m:sSubPr>
+                        <m:e>
+                          <m:acc>
+                            <m:accPr>
+                              <m:chr m:val="^"/>
+                              <m:ctrlPr>
+                                <w:rPr>
+                                  <w:rFonts w:ascii="Cambria Math" w:hAnsi="Cambria Math"/>
+                                </w:rPr>
+                              </m:ctrlPr>
+                            </m:accPr>
+                            <m:e>
+                              <m:r>
+                                <w:rPr>
+                                  <w:rFonts w:ascii="Cambria Math" w:hAnsi="Cambria Math"/>
+                                </w:rPr>
+                                <m:t>v</m:t>
+                              </m:r>
+                            </m:e>
+                          </m:acc>
+                        </m:e>
+                        <m:sub>
+                          <m:r>
+                            <w:rPr>
+                              <w:rFonts w:ascii="Cambria Math" w:hAnsi="Cambria Math"/>
+                            </w:rPr>
+                            <m:t>d</m:t>
+                          </m:r>
+                        </m:sub>
+                      </m:sSub>
+                    </m:e>
+                  </m:rad>
+                </m:e>
+              </m:d>
+              <m:r>
+                <w:rPr>
+                  <w:rFonts w:ascii="Cambria Math" w:hAnsi="Cambria Math"/>
+                </w:rPr>
+                <m:t>-</m:t>
+              </m:r>
+              <m:r>
+                <w:rPr>
+                  <w:rFonts w:ascii="Cambria Math" w:hAnsi="Cambria Math"/>
+                </w:rPr>
+                <m:t>1</m:t>
+              </m:r>
+            </m:e>
+          </m:d>
+        </m:oMath>
+      </m:oMathPara>
+    </w:p>
+    <w:p>
+      <w:pPr>
+        <w:pStyle w:val="BodyText"/>
+      </w:pPr>
+      <w:r>
+        <w:t xml:space="preserve">which is asymmetric and never below −100%. The MCPE term is the covariance implied by the change MSE reported by the UFH or MFH step (zero for UFH, which treats the years as independent). The covariance-adjusted variance is used whenever it is positive; if it is zero, negative, or non-finite, the independence variance (the first two terms) is used and the row is flagged in mse_fallback_used.</w:t>
       </w:r>
     </w:p>
     <w:p>

--- a/docs/guidance/guidelines_v5_2_0_rc6_wizard.docx
+++ b/docs/guidance/guidelines_v5_2_0_rc6_wizard.docx
@@ -23843,7 +23843,7 @@
         <w:pStyle w:val="BodyText"/>
       </w:pPr>
       <w:r>
-        <w:t>After extracting the whole ZIP, open Start_Here. On Windows, double-click Start_Wizard.bat. On macOS, double-click Start_Wizard.command; if macOS blocks it, Control-click the file, choose Open, and confirm Open. On Linux, run bash Start_Here/Start_Wizard.command from a terminal. The first launch checks required R packages and installs missing or outdated dependencies, so it needs an internet connection and may take several minutes. Keep the launcher or Terminal window open while using the wizard. Select Get Started on the landing screen. See Start_Here/README.md for detailed macOS permission help.</w:t>
+        <w:t>After extracting the whole ZIP, open Start_Here. On Windows, double-click Start_Wizard.bat. On macOS, double-click Start_Wizard.command; if macOS blocks it, Control-click the file, choose Open, and confirm Open. On Linux, run bash Start_Here/Start_Wizard.command from a terminal. The first launch checks required R packages and installs missing or outdated dependencies, so it needs an internet connection and may take several minutes. Keep the launcher or Terminal window open while using the wizard. Select Start an analysis on the front page. See Start_Here/README.md for detailed macOS permission help.</w:t>
       </w:r>
     </w:p>
     <w:p>
@@ -23860,7 +23860,7 @@
           <wp:inline distT="0" distB="0" distL="0" distR="0" wp14:anchorId="41E0074F" wp14:editId="4A8548E0">
             <wp:extent cx="5989320" cy="3368992"/>
             <wp:effectExtent l="0" t="0" r="0" b="0"/>
-            <wp:docPr id="9003" name="Picture 9003" descr="EU SAE wizard landing screen with the Get Started button."/>
+            <wp:docPr id="9003" name="Picture 9003" descr="EU SAE front page with the Start an analysis button."/>
             <wp:cNvGraphicFramePr>
               <a:graphicFrameLocks xmlns:a="http://schemas.openxmlformats.org/drawingml/2006/main" noChangeAspect="1"/>
             </wp:cNvGraphicFramePr>
@@ -23898,7 +23898,7 @@
         <w:pStyle w:val="ImageCaption"/>
       </w:pPr>
       <w:r>
-        <w:t>Figure 10. The rc.6 wizard landing screen. Select Get Started to open the guided setup.</w:t>
+        <w:t>Figure 10. The front page of the wizard and the dashboard. Select Start an analysis to open the guided setup.</w:t>
       </w:r>
     </w:p>
     <w:p>
@@ -29985,7 +29985,7 @@
         <w:t xml:space="preserve">Launch the Dashboard. </w:t>
       </w:r>
       <w:r>
-        <w:t>Double-click Start_Here/Start_Dashboard.bat (Windows) or Start_Here/Start_Dashboard.command (macOS). On Linux, run bash Start_Here/Start_Dashboard.command from a terminal. On first launch, wait while packages install. When the cover screen appears, click Get Started to open the main workspace.</w:t>
+        <w:t>Double-click Start_Here/Start_Dashboard.bat (Windows) or Start_Here/Start_Dashboard.command (macOS). On Linux, run bash Start_Here/Start_Dashboard.command from a terminal. On first launch, wait while packages install. When the front page appears, click Start an analysis to open the main workspace.</w:t>
       </w:r>
     </w:p>
     <w:p>
@@ -42552,7 +42552,7 @@
               <w:rPr>
                 <w:sz w:val="18"/>
               </w:rPr>
-              <w:t>The package adds operational safeguards, including explicit MFH3 fallback, constrained MFH2 refitting at a suspected numerical boundary, covariance-matrix repair in the bootstrap, and conservative fallback when an estimated change variance is not usable. These safeguards must be logged and reviewed.</w:t>
+              <w:t>The package adds operational safeguards, including explicit MFH3 fallback, constrained MFH2 refitting at a suspected numerical boundary, covariance-matrix repair in the bootstrap, and a flagged independence fallback when an estimated change variance is zero or negative. These safeguards must be logged and reviewed.</w:t>
             </w:r>
           </w:p>
         </w:tc>
@@ -42750,7 +42750,7 @@
         <w:t xml:space="preserve">5. </w:t>
       </w:r>
       <w:r>
-        <w:t>Calculate MSE(change) = MSE(year 1) + MSE(year 2) - 2 MCPE. If bootstrap noise produces a non-positive or implausibly small covariance-adjusted value, the package flags the affected row and uses the more conservative independence MSE for that row.</w:t>
+        <w:t>Calculate MSE(change) = MSE(year 1) + MSE(year 2) - 2 MCPE. The covariance-adjusted value is used whenever it is positive, however small. If it is zero, negative or not a number (for example because of bootstrap noise), the package uses the independence MSE, MSE(year 1) + MSE(year 2), for that row and flags it in the mse_fallback_used and mse_rule columns. This fallback is not necessarily conservative, so interpret flagged rows with caution.</w:t>
       </w:r>
     </w:p>
     <w:p>

--- a/docs/guidance/guidelines_v5_2_0_rc6_wizard.docx
+++ b/docs/guidance/guidelines_v5_2_0_rc6_wizard.docx
@@ -6984,7 +6984,7 @@
         <w:pStyle w:val="FirstParagraph"/>
       </w:pPr>
       <w:r>
-        <w:t xml:space="preserve">The files listed below are supplied in the docs/guidance/Technical notes folder. They support implementation rather than providing instructions for running the Dashboard. This guidance incorporates their stable methodological conclusions while identifying two release-specific rules that supersede older wording in the notes: sm_out replaces only missing, non-finite, or strictly below-0.001 direct variances, and pointwise significance is primary, while BH is supplementary.</w:t>
+        <w:t>The files listed below are supplied in the docs/guidance/Technical notes folder. They support implementation rather than providing instructions for running the Dashboard. This guidance incorporates their stable methodological conclusions while identifying one release-specific rule that supersedes older wording in the notes: sm_out replaces only missing, non-finite, or strictly below-0.001 direct variances. The MSE note, like this guidance, treats pointwise significance as primary and BH as supplementary.</w:t>
       </w:r>
     </w:p>
     <w:tbl>
@@ -7280,7 +7280,7 @@
               <w:rPr>
                 <w:sz w:val="17"/>
               </w:rPr>
-              <w:t>Documents analytical and bootstrap MSE for UFH, parametric-bootstrap MSE and MCPE for MFH, re-benchmarking within each bootstrap replicate, and the covariance-adjusted MSE of change. For this release, Section 8.12 and Annex G.7 supersede the note's older sentence that made BH the principal flag: pointwise significance is primary, and BH is supplementary.</w:t>
+              <w:t>Documents analytical and bootstrap MSE for UFH, parametric-bootstrap MSE and MCPE for MFH, benchmarking within the bootstrap replicates (with the exception of the final currency-scale adjustment in log-fit mean-welfare runs), and the covariance-adjusted MSE of change, including the fallback rule and percentage changes of mean welfare. Like Section 8.12 and Annex G.7, it treats pointwise significance as primary and BH as supplementary.</w:t>
             </w:r>
           </w:p>
         </w:tc>
@@ -16794,7 +16794,7 @@
         <w:pStyle w:val="BodyText"/>
       </w:pPr>
       <w:r>
-        <w:t xml:space="preserve">Fifth, the Dashboard quantifies uncertainty in the benchmarked estimates by bootstrap (200 replications by default) rather than reusing the analytical Fay-Herriot MSE, because the ratio factor is estimated and the benchmarked estimate is a nonlinear function of the fitted estimates. The benchmarking adjustment is recomputed inside every successful bootstrap replicate, and error is assessed against the unbenchmarked synthetic truth, so the reported MSE propagates both estimation and benchmarking variability. For the multivariate model, the same bootstrap yields the cross-time prediction-error covariance (MCPE) required for inference on benchmarked changes, with simulation matching the covariance structure of the chosen MFH variant: independent random effects for MFH1, a homoskedastic AR(1) process for MFH2, and a heteroskedastic AR(1) process for MFH3. Failed refits reduce the effective replication count and must be reviewed; bootstrap Monte Carlo error means that near-threshold conclusions should be checked with more replications. These choices and cautions are documented in Note on MSE Estimation - Levels and Changes.docx. If a boundary MFH fit cannot supply the inputs required for benchmarking, the Comparison step records that benchmarking was requested but unavailable, continues with unbenchmarked estimates, and writes the reason to outputs/tables/benchmark_status.csv.</w:t>
+        <w:t>Fifth, the Dashboard quantifies uncertainty in the benchmarked estimates by bootstrap (200 replications by default) rather than reusing the analytical Fay-Herriot MSE, because the ratio factor is estimated and the benchmarked estimate is a nonlinear function of the fitted estimates. The benchmarking adjustment is recomputed inside every successful bootstrap replicate, and error is assessed against the unbenchmarked synthetic truth, so the reported MSE propagates both estimation and benchmarking variability. In UFH the regional targets are computed once from the survey and held fixed across replicates, so only the ratio denominator is recomputed; in MFH, survey-based targets are recomputed from each replicate's direct estimates. Uploaded targets are held fixed in both, so their own sampling error is not included. For the multivariate model, the same bootstrap yields the cross-time prediction-error covariance (MCPE) required for inference on benchmarked changes, with simulation matching the covariance structure of the chosen MFH variant: independent random effects for MFH1, a homoskedastic AR(1) process for MFH2, and a heteroskedastic AR(1) process for MFH3. Failed refits reduce the effective replication count and must be reviewed; bootstrap Monte Carlo error means that near-threshold conclusions should be checked with more replications. These choices and cautions are documented in Note on MSE Estimation - Levels and Changes.docx. If a boundary MFH fit cannot supply the inputs required for benchmarking, the Comparison step records that benchmarking was requested but unavailable, continues with unbenchmarked estimates, and writes the reason to outputs/tables/benchmark_status.csv.</w:t>
       </w:r>
     </w:p>
     <w:p>
@@ -16832,7 +16832,7 @@
         <w:t xml:space="preserve">Mean welfare fitted in logs. </w:t>
       </w:r>
       <w:r>
-        <w:t xml:space="preserve">For mean welfare modeled on the log scale, benchmarking is completed on the currency scale. The log-scale bootstrap described above benchmarks to the survey's own regional figures, expressed in logs, and supplies the relative precision of the benchmarked estimates. After the back-transformation, each domain estimate is multiplied by its group's target divided by the population-weighted average of the back-transformed estimates of all domains in the group, so the benchmarked estimates reproduce the target exactly. The target is the uploaded Benchmark Target Database value when one is provided and otherwise the population-weighted mean of the survey's direct arithmetic means. The reported MSE keeps the coefficient of variation of the log-scale bootstrap. This is an approximation: it treats uploaded targets as fixed and does not re-estimate the uncertainty of the final currency-scale estimator, so benchmarked RMSEs and intervals in log runs with uploaded targets should be described as approximate.</w:t>
+        <w:t>For mean welfare modeled on the log scale, benchmarking is completed on the currency scale. The log-scale bootstrap described above benchmarks to the survey's own regional figures, expressed in logs, and supplies the relative precision of the benchmarked estimates. After the back-transformation, each domain estimate is multiplied by its group's target divided by the population-weighted average of the back-transformed estimates of all domains in the group, so the benchmarked estimates reproduce the target exactly. The target is the uploaded Benchmark Target Database value when one is provided and otherwise the population-weighted mean of the survey's direct arithmetic means. The reported MSE keeps the currency-scale coefficient of variation obtained by delta-transforming the log-scale bootstrap MSE. This is an approximation: it treats uploaded targets as fixed and does not re-estimate the uncertainty of the final currency-scale estimator, so benchmarked RMSEs and intervals in log runs with uploaded targets should be described as approximate.</w:t>
       </w:r>
     </w:p>
     <w:p>
@@ -23809,7 +23809,7 @@
         <w:jc w:val="left"/>
       </w:pPr>
       <w:r>
-        <w:t>EU_SAE_520_w5k/</w:t>
+        <w:t>EU_SAE_520_w5l/</w:t>
         <w:br/>
         <w:t>|-- app_wizard.R          # six-step guided interface</w:t>
         <w:br/>
@@ -37390,9 +37390,7 @@
         <w:pStyle w:val="BodyText"/>
       </w:pPr>
       <w:r>
-        <w:t xml:space="preserve">The benchmarking formulas below constrain the population-weighted aggregate of the small-area predictors. Note on MSE Estimation - Levels and Changes.docx explains the separate uncertainty </w:t>
-        <w:lastRenderedPageBreak/>
-        <w:t xml:space="preserve">calculation: the benchmark factor is data-dependent, so benchmarking is repeated within each bootstrap replicate, and errors are measured against the synthetic small-area truth rather than the benchmark total.</w:t>
+        <w:t>The benchmarking formulas below constrain the population-weighted aggregate of the small-area predictors. Note on MSE Estimation - Levels and Changes.docx explains the separate uncertainty calculation: the benchmark factor is data-dependent, so benchmarking is repeated within each bootstrap replicate (except the final currency-scale adjustment for mean welfare fitted in logs; see Section 7.12), and errors are measured against the synthetic small-area truth rather than the benchmark total.</w:t>
       </w:r>
     </w:p>
     <w:p>
@@ -39179,7 +39177,7 @@
         <w:pStyle w:val="FirstParagraph"/>
       </w:pPr>
       <w:r>
-        <w:t xml:space="preserve">The MCPE is not returned by the standard sae/msae functions and is estimated here by parametric bootstrap (pbmcpeMFH1/2/3). Prof. Isabel Molina provided the basic bootstrap code, which Ifeanyi Nzegwu Edochie refined, and the package maintainer further modified for model dispatch, use of the selected fitted model, reproducible seeds, convergence handling, Monte Carlo standard-error diagnostics, and package reporting. Note on MSE Estimation - Levels and Changes.docx documents the full uncertainty workflow: analytical or bootstrap MSE for unbenchmarked UFH by transformation, parametric-bootstrap MSE and MCPE for MFH, re-benchmarking within each bootstrap replicate, and MSE(change) = MSE(year 1) + MSE(year 2) - 2 MCPE. For change tests across areas, the Dashboard reports both raw p-values and Benjamini-Hochberg-adjusted p-values. The principal significance flag uses the pointwise raw test, p_value &lt; alpha. At alpha = 0.05, this is equivalent to the pointwise 95% confidence interval excluding zero. The p_value_bh and significant_bh fields are retained as supplementary outputs for assessing conclusions after false-discovery-rate control; they do not determine the primary figures or headline counts. This current rule supersedes the older BH-primary sentence in the companion MSE note. This area-level BH adjustment is separate from the MFH variance-test adjustment described in Section 8.6. Annex H states the validation work still required for the bootstrap implementation.</w:t>
+        <w:t>The MCPE is not returned by the standard sae/msae functions and is estimated here by parametric bootstrap (pbmcpeMFH1/2/3). Prof. Isabel Molina provided the basic bootstrap code, which Ifeanyi Nzegwu Edochie refined, and the package maintainer further modified for model dispatch, use of the selected fitted model, reproducible seeds, convergence handling, Monte Carlo standard-error diagnostics, and package reporting. Note on MSE Estimation - Levels and Changes.docx documents the full uncertainty workflow: analytical or bootstrap MSE for unbenchmarked UFH by transformation, parametric-bootstrap MSE and MCPE for MFH, benchmarking within the bootstrap replicates (with the exception noted in Section 7.12), and MSE(change) = MSE(year 1) + MSE(year 2) - 2 MCPE. For change tests across areas, the Dashboard reports both raw p-values and Benjamini-Hochberg-adjusted p-values. The principal significance flag uses the pointwise raw test, p_value &lt; alpha. At alpha = 0.05, this is equivalent to the pointwise 95% confidence interval excluding zero. The p_value_bh and significant_bh fields are retained as supplementary outputs for assessing conclusions after false-discovery-rate control; they do not determine the primary figures or headline counts. The companion MSE note states the same rule. This area-level BH adjustment is separate from the MFH variance-test adjustment described in Section 8.6. Annex H states the validation work still required for the bootstrap implementation.</w:t>
       </w:r>
     </w:p>
     <w:p>
@@ -40346,7 +40344,7 @@
         <w:pStyle w:val="BodyText"/>
       </w:pPr>
       <w:r>
-        <w:t xml:space="preserve">which is asymmetric and never below −100%. The MCPE term is the covariance implied by the change MSE reported by the UFH or MFH step (zero for UFH, which treats the years as independent). The covariance-adjusted variance is used whenever it is positive; if it is zero, negative, or non-finite, the independence variance (the first two terms) is used and the row is flagged in mse_fallback_used.</w:t>
+        <w:t>which is asymmetric and never below −100%. The MCPE term is the covariance implied by the change MSE reported by the UFH or MFH step (zero for UFH, which treats the years as independent, and for rows where the MFH step already used the independence fallback). Because the level MSEs and the step's change MSE can come from different calculations, this implied covariance is an approximation of the MCPE. The covariance-adjusted variance is used whenever it is positive; if it is zero, negative, or non-finite, the independence variance (the first two terms) is used and the row is flagged in mse_fallback_used.</w:t>
       </w:r>
     </w:p>
     <w:p>
@@ -42552,7 +42550,7 @@
               <w:rPr>
                 <w:sz w:val="18"/>
               </w:rPr>
-              <w:t>The package adds operational safeguards, including explicit MFH3 fallback, constrained MFH2 refitting at a suspected numerical boundary, covariance-matrix repair in the bootstrap, and a flagged independence fallback when an estimated change variance is zero or negative. These safeguards must be logged and reviewed.</w:t>
+              <w:t>The package adds operational safeguards, including explicit MFH3 fallback, constrained MFH2 refitting at a suspected numerical boundary, covariance-matrix repair in the bootstrap, and a flagged independence fallback when an estimated change variance is zero, negative or not finite. These safeguards must be logged and reviewed.</w:t>
             </w:r>
           </w:p>
         </w:tc>
@@ -42750,7 +42748,7 @@
         <w:t xml:space="preserve">5. </w:t>
       </w:r>
       <w:r>
-        <w:t>Calculate MSE(change) = MSE(year 1) + MSE(year 2) - 2 MCPE. The covariance-adjusted value is used whenever it is positive, however small. If it is zero, negative or not a number (for example because of bootstrap noise), the package uses the independence MSE, MSE(year 1) + MSE(year 2), for that row and flags it in the mse_fallback_used and mse_rule columns. This fallback is not necessarily conservative, so interpret flagged rows with caution.</w:t>
+        <w:t>Calculate MSE(change) = MSE(year 1) + MSE(year 2) - 2 MCPE. The covariance-adjusted value is used whenever it is positive, however small. If it is zero, negative or not finite (for example because of bootstrap noise), the package uses the independence MSE, MSE(year 1) + MSE(year 2), for that row and flags it in the mse_fallback_used and mse_rule columns of the MFH step's change tables (the Comparison step's significance table keeps mse_fallback_used). This fallback is not necessarily conservative, so interpret flagged rows with caution.</w:t>
       </w:r>
     </w:p>
     <w:p>

--- a/docs/guidance/guidelines_v5_2_0_rc6_wizard.docx
+++ b/docs/guidance/guidelines_v5_2_0_rc6_wizard.docx
@@ -190,7 +190,7 @@
                       <w:sz w:val="21"/>
                       <w:szCs w:val="21"/>
                     </w:rPr>
-                    <w:t>Candidate 5.2.0-rc.6 — October 2026</w:t>
+                    <w:t xml:space="preserve">Candidate 5.2.0-rc.6-wizard.5.14 (w5n) • October 2026</w:t>
                   </w:r>
                 </w:p>
               </w:txbxContent>
@@ -1678,7 +1678,7 @@
               <w:fldChar w:fldCharType="begin"/>
               <w:instrText xml:space="preserve"> PAGEREF _Toc242266011 \h </w:instrText>
               <w:fldChar w:fldCharType="separate"/>
-              <w:t>31</w:t>
+              <w:t>32</w:t>
               <w:fldChar w:fldCharType="end"/>
             </w:r>
           </w:hyperlink>
@@ -3565,7 +3565,7 @@
               <w:fldChar w:fldCharType="begin"/>
               <w:instrText xml:space="preserve"> PAGEREF _Toc242266062 \h </w:instrText>
               <w:fldChar w:fldCharType="separate"/>
-              <w:t>62</w:t>
+              <w:t>63</w:t>
               <w:fldChar w:fldCharType="end"/>
             </w:r>
           </w:hyperlink>
@@ -5308,7 +5308,7 @@
               <w:fldChar w:fldCharType="begin"/>
               <w:instrText xml:space="preserve"> PAGEREF _Toc242266110 \h </w:instrText>
               <w:fldChar w:fldCharType="separate"/>
-              <w:t>98</w:t>
+              <w:t>99</w:t>
               <w:fldChar w:fldCharType="end"/>
             </w:r>
           </w:hyperlink>
@@ -5345,7 +5345,7 @@
               <w:fldChar w:fldCharType="begin"/>
               <w:instrText xml:space="preserve"> PAGEREF _Toc242266111 \h </w:instrText>
               <w:fldChar w:fldCharType="separate"/>
-              <w:t>98</w:t>
+              <w:t>99</w:t>
               <w:fldChar w:fldCharType="end"/>
             </w:r>
           </w:hyperlink>
@@ -5382,7 +5382,7 @@
               <w:fldChar w:fldCharType="begin"/>
               <w:instrText xml:space="preserve"> PAGEREF _Toc242266112 \h </w:instrText>
               <w:fldChar w:fldCharType="separate"/>
-              <w:t>98</w:t>
+              <w:t>99</w:t>
               <w:fldChar w:fldCharType="end"/>
             </w:r>
           </w:hyperlink>
@@ -5419,7 +5419,7 @@
               <w:fldChar w:fldCharType="begin"/>
               <w:instrText xml:space="preserve"> PAGEREF _Toc242266113 \h </w:instrText>
               <w:fldChar w:fldCharType="separate"/>
-              <w:t>98</w:t>
+              <w:t>99</w:t>
               <w:fldChar w:fldCharType="end"/>
             </w:r>
           </w:hyperlink>
@@ -5456,7 +5456,7 @@
               <w:fldChar w:fldCharType="begin"/>
               <w:instrText xml:space="preserve"> PAGEREF _Toc242266114 \h </w:instrText>
               <w:fldChar w:fldCharType="separate"/>
-              <w:t>99</w:t>
+              <w:t>100</w:t>
               <w:fldChar w:fldCharType="end"/>
             </w:r>
           </w:hyperlink>
@@ -5493,7 +5493,7 @@
               <w:fldChar w:fldCharType="begin"/>
               <w:instrText xml:space="preserve"> PAGEREF _Toc242266115 \h </w:instrText>
               <w:fldChar w:fldCharType="separate"/>
-              <w:t>99</w:t>
+              <w:t>100</w:t>
               <w:fldChar w:fldCharType="end"/>
             </w:r>
           </w:hyperlink>
@@ -5530,7 +5530,7 @@
               <w:fldChar w:fldCharType="begin"/>
               <w:instrText xml:space="preserve"> PAGEREF _Toc242266116 \h </w:instrText>
               <w:fldChar w:fldCharType="separate"/>
-              <w:t>99</w:t>
+              <w:t>100</w:t>
               <w:fldChar w:fldCharType="end"/>
             </w:r>
           </w:hyperlink>
@@ -5567,7 +5567,7 @@
               <w:fldChar w:fldCharType="begin"/>
               <w:instrText xml:space="preserve"> PAGEREF _Toc242266117 \h </w:instrText>
               <w:fldChar w:fldCharType="separate"/>
-              <w:t>100</w:t>
+              <w:t>101</w:t>
               <w:fldChar w:fldCharType="end"/>
             </w:r>
           </w:hyperlink>
@@ -5604,7 +5604,7 @@
               <w:fldChar w:fldCharType="begin"/>
               <w:instrText xml:space="preserve"> PAGEREF _Toc242266118 \h </w:instrText>
               <w:fldChar w:fldCharType="separate"/>
-              <w:t>100</w:t>
+              <w:t>101</w:t>
               <w:fldChar w:fldCharType="end"/>
             </w:r>
           </w:hyperlink>
@@ -5641,7 +5641,7 @@
               <w:fldChar w:fldCharType="begin"/>
               <w:instrText xml:space="preserve"> PAGEREF _Toc242266119 \h </w:instrText>
               <w:fldChar w:fldCharType="separate"/>
-              <w:t>101</w:t>
+              <w:t>102</w:t>
               <w:fldChar w:fldCharType="end"/>
             </w:r>
           </w:hyperlink>
@@ -5678,7 +5678,7 @@
               <w:fldChar w:fldCharType="begin"/>
               <w:instrText xml:space="preserve"> PAGEREF _Toc242266120 \h </w:instrText>
               <w:fldChar w:fldCharType="separate"/>
-              <w:t>101</w:t>
+              <w:t>102</w:t>
               <w:fldChar w:fldCharType="end"/>
             </w:r>
           </w:hyperlink>
@@ -5715,7 +5715,7 @@
               <w:fldChar w:fldCharType="begin"/>
               <w:instrText xml:space="preserve"> PAGEREF _Toc242266121 \h </w:instrText>
               <w:fldChar w:fldCharType="separate"/>
-              <w:t>101</w:t>
+              <w:t>102</w:t>
               <w:fldChar w:fldCharType="end"/>
             </w:r>
           </w:hyperlink>
@@ -5752,7 +5752,7 @@
               <w:fldChar w:fldCharType="begin"/>
               <w:instrText xml:space="preserve"> PAGEREF _Toc242266122 \h </w:instrText>
               <w:fldChar w:fldCharType="separate"/>
-              <w:t>103</w:t>
+              <w:t>104</w:t>
               <w:fldChar w:fldCharType="end"/>
             </w:r>
           </w:hyperlink>
@@ -5789,7 +5789,7 @@
               <w:fldChar w:fldCharType="begin"/>
               <w:instrText xml:space="preserve"> PAGEREF _Toc242266123 \h </w:instrText>
               <w:fldChar w:fldCharType="separate"/>
-              <w:t>103</w:t>
+              <w:t>104</w:t>
               <w:fldChar w:fldCharType="end"/>
             </w:r>
           </w:hyperlink>
@@ -5826,7 +5826,7 @@
               <w:fldChar w:fldCharType="begin"/>
               <w:instrText xml:space="preserve"> PAGEREF _Toc242266124 \h </w:instrText>
               <w:fldChar w:fldCharType="separate"/>
-              <w:t>103</w:t>
+              <w:t>104</w:t>
               <w:fldChar w:fldCharType="end"/>
             </w:r>
           </w:hyperlink>
@@ -5863,7 +5863,7 @@
               <w:fldChar w:fldCharType="begin"/>
               <w:instrText xml:space="preserve"> PAGEREF _Toc242266125 \h </w:instrText>
               <w:fldChar w:fldCharType="separate"/>
-              <w:t>103</w:t>
+              <w:t>104</w:t>
               <w:fldChar w:fldCharType="end"/>
             </w:r>
           </w:hyperlink>
@@ -5900,7 +5900,7 @@
               <w:fldChar w:fldCharType="begin"/>
               <w:instrText xml:space="preserve"> PAGEREF _Toc242266126 \h </w:instrText>
               <w:fldChar w:fldCharType="separate"/>
-              <w:t>104</w:t>
+              <w:t>105</w:t>
               <w:fldChar w:fldCharType="end"/>
             </w:r>
           </w:hyperlink>
@@ -5937,7 +5937,7 @@
               <w:fldChar w:fldCharType="begin"/>
               <w:instrText xml:space="preserve"> PAGEREF _Toc242266127 \h </w:instrText>
               <w:fldChar w:fldCharType="separate"/>
-              <w:t>105</w:t>
+              <w:t>106</w:t>
               <w:fldChar w:fldCharType="end"/>
             </w:r>
           </w:hyperlink>
@@ -5974,7 +5974,7 @@
               <w:fldChar w:fldCharType="begin"/>
               <w:instrText xml:space="preserve"> PAGEREF _Toc242266128 \h </w:instrText>
               <w:fldChar w:fldCharType="separate"/>
-              <w:t>105</w:t>
+              <w:t>106</w:t>
               <w:fldChar w:fldCharType="end"/>
             </w:r>
           </w:hyperlink>
@@ -6011,7 +6011,7 @@
               <w:fldChar w:fldCharType="begin"/>
               <w:instrText xml:space="preserve"> PAGEREF _Toc242266129 \h </w:instrText>
               <w:fldChar w:fldCharType="separate"/>
-              <w:t>105</w:t>
+              <w:t>106</w:t>
               <w:fldChar w:fldCharType="end"/>
             </w:r>
           </w:hyperlink>
@@ -6048,7 +6048,7 @@
               <w:fldChar w:fldCharType="begin"/>
               <w:instrText xml:space="preserve"> PAGEREF _Toc242266130 \h </w:instrText>
               <w:fldChar w:fldCharType="separate"/>
-              <w:t>107</w:t>
+              <w:t>108</w:t>
               <w:fldChar w:fldCharType="end"/>
             </w:r>
           </w:hyperlink>
@@ -6085,7 +6085,7 @@
               <w:fldChar w:fldCharType="begin"/>
               <w:instrText xml:space="preserve"> PAGEREF _Toc242266131 \h </w:instrText>
               <w:fldChar w:fldCharType="separate"/>
-              <w:t>107</w:t>
+              <w:t>108</w:t>
               <w:fldChar w:fldCharType="end"/>
             </w:r>
           </w:hyperlink>
@@ -6122,7 +6122,7 @@
               <w:fldChar w:fldCharType="begin"/>
               <w:instrText xml:space="preserve"> PAGEREF _Toc242266132 \h </w:instrText>
               <w:fldChar w:fldCharType="separate"/>
-              <w:t>109</w:t>
+              <w:t>110</w:t>
               <w:fldChar w:fldCharType="end"/>
             </w:r>
           </w:hyperlink>
@@ -6159,7 +6159,7 @@
               <w:fldChar w:fldCharType="begin"/>
               <w:instrText xml:space="preserve"> PAGEREF _Toc242266133 \h </w:instrText>
               <w:fldChar w:fldCharType="separate"/>
-              <w:t>111</w:t>
+              <w:t>112</w:t>
               <w:fldChar w:fldCharType="end"/>
             </w:r>
           </w:hyperlink>
@@ -6196,7 +6196,7 @@
               <w:fldChar w:fldCharType="begin"/>
               <w:instrText xml:space="preserve"> PAGEREF _Toc242266134 \h </w:instrText>
               <w:fldChar w:fldCharType="separate"/>
-              <w:t>112</w:t>
+              <w:t>113</w:t>
               <w:fldChar w:fldCharType="end"/>
             </w:r>
           </w:hyperlink>
@@ -6233,7 +6233,7 @@
               <w:fldChar w:fldCharType="begin"/>
               <w:instrText xml:space="preserve"> PAGEREF _Toc242266135 \h </w:instrText>
               <w:fldChar w:fldCharType="separate"/>
-              <w:t>115</w:t>
+              <w:t>116</w:t>
               <w:fldChar w:fldCharType="end"/>
             </w:r>
           </w:hyperlink>
@@ -6270,7 +6270,7 @@
               <w:fldChar w:fldCharType="begin"/>
               <w:instrText xml:space="preserve"> PAGEREF _Toc242266136 \h </w:instrText>
               <w:fldChar w:fldCharType="separate"/>
-              <w:t>118</w:t>
+              <w:t>119</w:t>
               <w:fldChar w:fldCharType="end"/>
             </w:r>
           </w:hyperlink>
@@ -6307,7 +6307,7 @@
               <w:fldChar w:fldCharType="begin"/>
               <w:instrText xml:space="preserve"> PAGEREF _Toc242266137 \h </w:instrText>
               <w:fldChar w:fldCharType="separate"/>
-              <w:t>120</w:t>
+              <w:t>121</w:t>
               <w:fldChar w:fldCharType="end"/>
             </w:r>
           </w:hyperlink>
@@ -6344,7 +6344,7 @@
               <w:fldChar w:fldCharType="begin"/>
               <w:instrText xml:space="preserve"> PAGEREF _Toc242266138 \h </w:instrText>
               <w:fldChar w:fldCharType="separate"/>
-              <w:t>121</w:t>
+              <w:t>122</w:t>
               <w:fldChar w:fldCharType="end"/>
             </w:r>
           </w:hyperlink>
@@ -6381,7 +6381,7 @@
               <w:fldChar w:fldCharType="begin"/>
               <w:instrText xml:space="preserve"> PAGEREF _Toc242266139 \h </w:instrText>
               <w:fldChar w:fldCharType="separate"/>
-              <w:t>123</w:t>
+              <w:t>124</w:t>
               <w:fldChar w:fldCharType="end"/>
             </w:r>
           </w:hyperlink>
@@ -6418,7 +6418,7 @@
               <w:fldChar w:fldCharType="begin"/>
               <w:instrText xml:space="preserve"> PAGEREF _Toc242266140 \h </w:instrText>
               <w:fldChar w:fldCharType="separate"/>
-              <w:t>125</w:t>
+              <w:t>126</w:t>
               <w:fldChar w:fldCharType="end"/>
             </w:r>
           </w:hyperlink>
@@ -6455,7 +6455,7 @@
               <w:fldChar w:fldCharType="begin"/>
               <w:instrText xml:space="preserve"> PAGEREF _Toc242266141 \h </w:instrText>
               <w:fldChar w:fldCharType="separate"/>
-              <w:t>125</w:t>
+              <w:t>126</w:t>
               <w:fldChar w:fldCharType="end"/>
             </w:r>
           </w:hyperlink>
@@ -6492,7 +6492,7 @@
               <w:fldChar w:fldCharType="begin"/>
               <w:instrText xml:space="preserve"> PAGEREF _Toc242266142 \h </w:instrText>
               <w:fldChar w:fldCharType="separate"/>
-              <w:t>125</w:t>
+              <w:t>126</w:t>
               <w:fldChar w:fldCharType="end"/>
             </w:r>
           </w:hyperlink>
@@ -6529,7 +6529,7 @@
               <w:fldChar w:fldCharType="begin"/>
               <w:instrText xml:space="preserve"> PAGEREF _Toc242266143 \h </w:instrText>
               <w:fldChar w:fldCharType="separate"/>
-              <w:t>126</w:t>
+              <w:t>127</w:t>
               <w:fldChar w:fldCharType="end"/>
             </w:r>
           </w:hyperlink>
@@ -6566,7 +6566,7 @@
               <w:fldChar w:fldCharType="begin"/>
               <w:instrText xml:space="preserve"> PAGEREF _Toc242266144 \h </w:instrText>
               <w:fldChar w:fldCharType="separate"/>
-              <w:t>126</w:t>
+              <w:t>127</w:t>
               <w:fldChar w:fldCharType="end"/>
             </w:r>
           </w:hyperlink>
@@ -6603,7 +6603,7 @@
               <w:fldChar w:fldCharType="begin"/>
               <w:instrText xml:space="preserve"> PAGEREF _Toc242266145 \h </w:instrText>
               <w:fldChar w:fldCharType="separate"/>
-              <w:t>126</w:t>
+              <w:t>128</w:t>
               <w:fldChar w:fldCharType="end"/>
             </w:r>
           </w:hyperlink>
@@ -6640,7 +6640,7 @@
               <w:fldChar w:fldCharType="begin"/>
               <w:instrText xml:space="preserve"> PAGEREF _Toc242266146 \h </w:instrText>
               <w:fldChar w:fldCharType="separate"/>
-              <w:t>126</w:t>
+              <w:t>128</w:t>
               <w:fldChar w:fldCharType="end"/>
             </w:r>
           </w:hyperlink>
@@ -6677,7 +6677,7 @@
               <w:fldChar w:fldCharType="begin"/>
               <w:instrText xml:space="preserve"> PAGEREF _Toc242266147 \h </w:instrText>
               <w:fldChar w:fldCharType="separate"/>
-              <w:t>127</w:t>
+              <w:t>129</w:t>
               <w:fldChar w:fldCharType="end"/>
             </w:r>
           </w:hyperlink>
@@ -6714,7 +6714,7 @@
               <w:fldChar w:fldCharType="begin"/>
               <w:instrText xml:space="preserve"> PAGEREF _Toc242266148 \h </w:instrText>
               <w:fldChar w:fldCharType="separate"/>
-              <w:t>128</w:t>
+              <w:t>130</w:t>
               <w:fldChar w:fldCharType="end"/>
             </w:r>
           </w:hyperlink>
@@ -6751,7 +6751,7 @@
               <w:fldChar w:fldCharType="begin"/>
               <w:instrText xml:space="preserve"> PAGEREF _Toc242266149 \h </w:instrText>
               <w:fldChar w:fldCharType="separate"/>
-              <w:t>128</w:t>
+              <w:t>130</w:t>
               <w:fldChar w:fldCharType="end"/>
             </w:r>
           </w:hyperlink>
@@ -6788,7 +6788,7 @@
               <w:fldChar w:fldCharType="begin"/>
               <w:instrText xml:space="preserve"> PAGEREF _Toc242266150 \h </w:instrText>
               <w:fldChar w:fldCharType="separate"/>
-              <w:t>129</w:t>
+              <w:t>130</w:t>
               <w:fldChar w:fldCharType="end"/>
             </w:r>
           </w:hyperlink>
@@ -6825,7 +6825,7 @@
               <w:fldChar w:fldCharType="begin"/>
               <w:instrText xml:space="preserve"> PAGEREF _Toc242266151 \h </w:instrText>
               <w:fldChar w:fldCharType="separate"/>
-              <w:t>131</w:t>
+              <w:t>132</w:t>
               <w:fldChar w:fldCharType="end"/>
             </w:r>
           </w:hyperlink>
@@ -6862,7 +6862,7 @@
               <w:fldChar w:fldCharType="begin"/>
               <w:instrText xml:space="preserve"> PAGEREF _Toc242266152 \h </w:instrText>
               <w:fldChar w:fldCharType="separate"/>
-              <w:t>133</w:t>
+              <w:t>134</w:t>
               <w:fldChar w:fldCharType="end"/>
             </w:r>
           </w:hyperlink>
@@ -6899,7 +6899,7 @@
               <w:fldChar w:fldCharType="begin"/>
               <w:instrText xml:space="preserve"> PAGEREF _Toc242266153 \h </w:instrText>
               <w:fldChar w:fldCharType="separate"/>
-              <w:t>133</w:t>
+              <w:t>134</w:t>
               <w:fldChar w:fldCharType="end"/>
             </w:r>
           </w:hyperlink>
@@ -6936,7 +6936,7 @@
               <w:fldChar w:fldCharType="begin"/>
               <w:instrText xml:space="preserve"> PAGEREF _Toc242266154 \h </w:instrText>
               <w:fldChar w:fldCharType="separate"/>
-              <w:t>134</w:t>
+              <w:t>135</w:t>
               <w:fldChar w:fldCharType="end"/>
             </w:r>
           </w:hyperlink>
@@ -6973,7 +6973,7 @@
               <w:fldChar w:fldCharType="begin"/>
               <w:instrText xml:space="preserve"> PAGEREF _Toc242266155 \h </w:instrText>
               <w:fldChar w:fldCharType="separate"/>
-              <w:t>134</w:t>
+              <w:t>135</w:t>
               <w:fldChar w:fldCharType="end"/>
             </w:r>
           </w:hyperlink>
@@ -7010,7 +7010,7 @@
               <w:fldChar w:fldCharType="begin"/>
               <w:instrText xml:space="preserve"> PAGEREF _Toc242266156 \h </w:instrText>
               <w:fldChar w:fldCharType="separate"/>
-              <w:t>135</w:t>
+              <w:t>136</w:t>
               <w:fldChar w:fldCharType="end"/>
             </w:r>
           </w:hyperlink>
@@ -7063,6 +7063,14 @@
       </w:pPr>
       <w:r>
         <w:t>This note explains how to estimate and compare poverty headcount rates and mean welfare for small geographic areas using direct survey estimates, the Univariate Fay-Herriot (UFH) model, and the Multivariate Fay-Herriot (MFH) model. The practical instructions cover three analyses: poverty headcounts with year-specific poverty lines, poverty headcounts with an anchored poverty line, and mean welfare in constant prices. The methodology sections provide the assumptions, diagnostics, and uncertainty measures needed to assess the estimates.</w:t>
+      </w:r>
+    </w:p>
+    <w:p>
+      <w:pPr>
+        <w:pStyle w:val="Normal"/>
+      </w:pPr>
+      <w:r>
+        <w:t xml:space="preserve">QER methodology revision. This manual describes candidate 5.2.0-rc.6-wizard.5.14 (w5n). It corrects log-area estimation, bootstrap benchmarking, numerical convergence and joint uncertainty. Historical screenshots and country-example figures illustrate the workflow; regenerate country results with this revision before using their numerical conclusions. The implementation checks and simulation evidence are documented in docs/METHODOLOGY_ALIGNMENT.md and docs/MCPE_VALIDATION_STATUS.md. Numerical agreement and Monte Carlo precision do not certify interval coverage for all survey designs. Review model assumptions, boundary sensitivity and any undercoverage before dissemination. Use the latest validation status for current experiment counts and results.</w:t>
       </w:r>
     </w:p>
     <w:p>
@@ -7667,7 +7675,7 @@
               <w:rPr>
                 <w:sz w:val="17"/>
               </w:rPr>
-              <w:t>Explains the constrained-REML safeguard used only when msae::eblupMFH2() returns a zero or near-zero random-effect variance. The safeguard refits the same MFH2 model on an admissible parameter scale, preserves usable package fits, retains and flags an unrecovered boundary fit, and does not silently omit an unavailable MSE component.</w:t>
+              <w:t xml:space="preserve">Explains the independent REML endpoint checks and constrained refitting used for MFH2. The safeguard preserves usable fits, checks positive and zero variance endpoints, rejects inferior refits, and records numerical diagnostics. Bootstrap uncertainty does not require an available analytic g3 term.</w:t>
             </w:r>
           </w:p>
         </w:tc>
@@ -7819,7 +7827,7 @@
               <w:rPr>
                 <w:sz w:val="17"/>
               </w:rPr>
-              <w:t>Documents analytical and bootstrap MSE for UFH, parametric-bootstrap MSE and MCPE for MFH, benchmarking within the bootstrap replicates (with the exception of the final currency-scale adjustment in log-fit mean-welfare runs), and the covariance-adjusted MSE of change, including the fallback rule and percentage changes of mean welfare. Like Section 8.12 and Annex G.7, it treats pointwise significance as primary and BH as supplementary.</w:t>
+              <w:t xml:space="preserve">Documents analytical or bootstrap UFH MSE by transformation, jointly bootstrapped MFH MSE and MCPE, final original-scale benchmarking inside every replicate, and coherent uncertainty for changes and percentage changes. Pointwise significance remains primary; BH and Bonferroni are supplementary.</w:t>
             </w:r>
           </w:p>
         </w:tc>
@@ -10345,7 +10353,7 @@
         <w:pStyle w:val="BodyText"/>
       </w:pPr>
       <w:r>
-        <w:t xml:space="preserve">For mean welfare, benchmark targets must be in the same prices as the survey welfare. When the Dashboard converts welfare to constant prices with a price index, it converts the uploaded targets with the same factors, so targets should then be supplied in the same current prices as that survey year’s welfare, that is, the prices of its income reference year (for EU-SILC, usually the year before the survey); when the survey welfare is already in constant prices, the targets must be in those same prices. A target describes the whole benchmark area: if some of its domains have no estimate in a year, the run log lists them, because the remaining domains are then scaled to the whole-area target.</w:t>
+        <w:t xml:space="preserve">For mean welfare, benchmark targets must share the input survey welfare price basis. If the app converts welfare to constant prices, it applies the same CPI factors to uploaded targets. When welfare is already in constant prices, targets must use those same prices. Benchmarking requires usable estimates and positive population weights for the requested benchmark population; incomplete coverage must be resolved, not silently scaled to a whole-area target.</w:t>
       </w:r>
     </w:p>
     <w:p>
@@ -10669,7 +10677,7 @@
         <w:pStyle w:val="BodyText"/>
       </w:pPr>
       <w:r>
-        <w:t>For poverty indicators, the welfare variable is used to determine whether each household or individual is poor. For mean welfare indicators, the welfare variable itself is modeled after any required transformation. Users should therefore confirm whether the analysis is estimating poverty rates, mean welfare, or both.</w:t>
+        <w:t xml:space="preserve">For poverty, welfare and the poverty line define each household’s indicator. For mean welfare, the app first estimates the survey-weighted arithmetic area mean, including individual zero and negative values. An optional log model transforms that area mean after aggregation.</w:t>
       </w:r>
     </w:p>
     <w:p>
@@ -15604,7 +15612,7 @@
         <w:pStyle w:val="ImageCaption"/>
       </w:pPr>
       <w:r>
-        <w:t>Figure 2. Domain-level poverty rate by method, 2013: direct, FH, and MFH estimates (benchmarked and unbenchmarked), with domains ordered by the direct poverty rate. The model-based estimates pull noisy direct estimates toward the regression prediction (shrinkage). Produced by the EU SAE Dashboard.</w:t>
+        <w:t xml:space="preserve">Figure 2. Earlier-run illustration of 2013 Direct, FH and MFH estimates, ordered by Direct poverty rate. Regenerate these estimates with the current revision before interpreting numerical differences.</w:t>
       </w:r>
     </w:p>
     <w:p>
@@ -16961,7 +16969,7 @@
         <w:pStyle w:val="BodyText"/>
       </w:pPr>
       <w:r>
-        <w:t xml:space="preserve">For poverty rates modeled with the arcsin transformation, bias correction is recommended when available. For log models of mean welfare, use bc_sm when the objective is an arithmetic mean on the currency scale: it multiplies each back-transformed estimate by the domain’s ratio of its direct arithmetic mean to its direct geometric mean (Annex G.4). Without this factor (none), the unbenchmarked model estimates are geometric means (benchmarking then rescales them to arithmetic-mean targets, and Direct is always an arithmetic mean); it should not be described as the same arithmetic-mean target. Section 11.12 explains this choice in the worked example.</w:t>
+        <w:t xml:space="preserve">Log mean welfare uses the log of the survey-weighted arithmetic Direct area mean, with sampling variance V/mean². Zero and negative individual welfare values remain in the arithmetic mean; the area mean must be positive and finite. UFH bias correction uses native emdi Slud–Maiti bc_sm with ML fitting and its original-scale analytical MSE. The naive option exponentiates the same fitted log-area mean and uses bootstrap MSE; it does not change the target into a geometric mean. The arcsine option follows the installed emdi point estimator; its upper-boundary limitation is disclosed in Annex G.4.</w:t>
       </w:r>
     </w:p>
     <w:p>
@@ -17512,7 +17520,7 @@
         <w:pStyle w:val="ImageCaption"/>
       </w:pPr>
       <w:r>
-        <w:t>Figure 3. UFH residual diagnostics, 2013: normal Q–Q plot of the residuals (left) and the residual density for FH and MFH (right). Produced by the EU SAE Dashboard.</w:t>
+        <w:t xml:space="preserve">Figure 3. Earlier-run illustration of UFH residual diagnostics for 2013. Current numerical diagnostics must be regenerated with the revised estimator.</w:t>
       </w:r>
     </w:p>
     <w:p>
@@ -17604,7 +17612,7 @@
         <w:pStyle w:val="BodyText"/>
       </w:pPr>
       <w:r>
-        <w:t>Fifth, the Dashboard quantifies uncertainty in the benchmarked estimates by bootstrap (200 replications by default) rather than reusing the analytical Fay-Herriot MSE, because the ratio factor is estimated and the benchmarked estimate is a nonlinear function of the fitted estimates. The benchmarking adjustment is recomputed inside every successful bootstrap replicate, and error is assessed against the unbenchmarked synthetic truth, so the reported MSE propagates both estimation and benchmarking variability. In UFH the regional targets are computed once from the survey and held fixed across replicates, so only the ratio denominator is recomputed; in MFH, survey-based targets are recomputed from each replicate's direct estimates. Uploaded targets are held fixed in both, so their own sampling error is not included. For the multivariate model, the same bootstrap yields the cross-time prediction-error covariance (MCPE) required for inference on benchmarked changes, with simulation matching the covariance structure of the chosen MFH variant: independent random effects for MFH1, a homoskedastic AR(1) process for MFH2, and a heteroskedastic AR(1) process for MFH3. Failed refits reduce the effective replication count and must be reviewed; bootstrap Monte Carlo error means that near-threshold conclusions should be checked with more replications. These choices and cautions are documented in Note on MSE Estimation - Levels and Changes.docx. If a boundary MFH fit cannot supply the inputs required for benchmarking, the Comparison step records that benchmarking was requested but unavailable, continues with unbenchmarked estimates, and writes the reason to outputs/tables/benchmark_status.csv.</w:t>
+        <w:t xml:space="preserve">The bootstrap simulates Gaussian random effects and sampling errors under the fitted model, refits the same estimator, and repeats back-transformation and the final ratio benchmark in reported units. Survey-derived targets are recomputed from the same replicate’s Direct estimates in both UFH and MFH. Uploaded targets remain fixed, so their own uncertainty is excluded. Errors are measured against the unbenchmarked synthetic area truth. Auxiliary variables, selected formulas, populations and estimated sampling covariance inputs are held fixed; variable-selection and variance-smoothing uncertainty are not included. The shared Bootstrap replicates control defaults to 500 for UFH, MFH and benchmarking; explicit counts restored from older setups are retained. Successful finite replicates and rejected fits are counted; insufficient draws make uncertainty unavailable. More draws improve Monte Carlo precision, not model validity or guaranteed coverage.</w:t>
       </w:r>
     </w:p>
     <w:p>
@@ -17637,13 +17645,7 @@
         <w:pStyle w:val="BodyText"/>
       </w:pPr>
       <w:r>
-        <w:rPr>
-          <w:b/>
-        </w:rPr>
-        <w:t xml:space="preserve">Mean welfare fitted in logs. </w:t>
-      </w:r>
-      <w:r>
-        <w:t>For mean welfare modeled on the log scale, benchmarking is completed on the currency scale. The log-scale bootstrap described above benchmarks to the survey's own regional figures, expressed in logs, and supplies the relative precision of the benchmarked estimates. After the back-transformation, each domain estimate is multiplied by its group's target divided by the population-weighted average of the back-transformed estimates of all domains in the group, so the benchmarked estimates reproduce the target exactly. The target is the uploaded Benchmark Target Database value when one is provided and otherwise the population-weighted mean of the survey's direct arithmetic means. The reported MSE keeps the currency-scale coefficient of variation obtained by delta-transforming the log-scale bootstrap MSE. This is an approximation: it treats uploaded targets as fixed and does not re-estimate the uncertainty of the final currency-scale estimator, so benchmarked RMSEs and intervals in log runs with uploaded targets should be described as approximate.</w:t>
+        <w:t xml:space="preserve">Mean welfare fitted in logs. The bootstrap simulates Gaussian random effects and sampling errors under the fitted model, refits the same estimator, and repeats back-transformation and the final ratio benchmark in reported units. Survey-derived targets are recomputed from the same replicate’s Direct estimates in both UFH and MFH. Uploaded targets remain fixed, so their own uncertainty is excluded. Errors are measured against the unbenchmarked synthetic area truth. Auxiliary variables, selected formulas, populations and estimated sampling covariance inputs are held fixed; variable-selection and variance-smoothing uncertainty are not included. There is no separate post-bootstrap currency adjustment and no reuse of a log-scale coefficient of variation as the MSE of the final estimator.</w:t>
       </w:r>
     </w:p>
     <w:p>
@@ -19684,7 +19686,7 @@
         <w:pStyle w:val="BodyText"/>
       </w:pPr>
       <w:r>
-        <w:t>MFH2 assumes that the correlation between years declines with the distance between years and that the random-effect variance is common across years. This parsimonious structure is usually a good default. It is often more stable than MFH1 or MFH3 when the number of areas is limited. The package retains msae::eblupMFH2() as the substantive estimator and adds only the conditional numerical safeguard described in Note on eblupMFH2_robust.R.docx; the safeguard is not a different MFH model or an adjusted-likelihood estimator.</w:t>
+        <w:t xml:space="preserve">MFH2 uses a stationary AR(1) area-effect covariance with common innovation variance. Its marginal variance is innovation variance divided by (1 − rho²). MFH2 remains the default because MFH3 failed to converge in the Spanish and Polish applications. The numerical safeguard checks the same REML model; it does not add an adjusted likelihood.</w:t>
       </w:r>
     </w:p>
     <w:p>
@@ -19706,7 +19708,7 @@
         <w:pStyle w:val="BodyText"/>
       </w:pPr>
       <w:r>
-        <w:t>MFH3 also assumes an AR(1)-type correlation pattern but allows the random-effect variance to differ across years. It is more flexible than MFH2, but it requires estimating additional parameters and may be less stable. If MFH3 does not converge, the Dashboard states non-convergence explicitly and falls back to MFH2. The Dashboard labels a computational error separately and does not describe it as non-convergence.</w:t>
+        <w:t xml:space="preserve">MFH3 permits time-varying innovation variances and uses u0 ~ N(0,1), with u1 = rho × u0 + a1. The fit and bootstrap use this same initial state. Its fixed initial variance makes the model sensitive to outcome measurement scale and can complicate fitting. An unusable MFH3 endpoint leads to MFH2 with the reason recorded.</w:t>
       </w:r>
     </w:p>
     <w:p>
@@ -19786,7 +19788,7 @@
         <w:pStyle w:val="FirstParagraph"/>
       </w:pPr>
       <w:r>
-        <w:t>The Dashboard default is MFH2. If a user selects MFH3, the Dashboard applies the Molina-Romero sequence. It first fits MFH3. If MFH3 returns an error or does not report successful convergence, the run records the condition and selects MFH2. If MFH3 converges, the Dashboard examines its reference-variance tests and retains MFH3 only when at least one adjusted pairwise time-variance contrast rejects homogeneity at alpha = 0.05; otherwise, it selects MFH2.</w:t>
+        <w:t xml:space="preserve">MFH2 is the default. Selecting MFH3 starts the Molina–Romero sequence: fit MFH3, require a usable numerical endpoint, and retain it only if an adjusted reference-variance contrast rejects equality at alpha = 0.05. Otherwise select MFH2. A computational error and a failed convergence check are recorded separately.</w:t>
       </w:r>
     </w:p>
     <w:p>
@@ -21346,7 +21348,7 @@
         <w:pStyle w:val="BodyText"/>
       </w:pPr>
       <w:r>
-        <w:t xml:space="preserve">For mean welfare, log models can be useful when welfare is highly skewed. Select bc_sm, a domain-year smearing factor (Annex G.4), to obtain arithmetic-mean welfare predictions on the currency scale, and document the correction. With none, the unbenchmarked model estimates are geometric means. The price conversion and the model transformation serve different purposes: CPI conversion adjusts household welfare for inflation before estimation; log transformation and smearing govern the model fit and back-transformation.</w:t>
+        <w:t xml:space="preserve">MFH log models also transform the arithmetic Direct area means. Corrected currency predictions use the Gaussian conditional mean exp(eta + v/2), where v is the diagonal of G − G(G + R)⁻¹G. The naive option uses exp(eta). This multivariate extension is distinct from emdi’s univariate Slud–Maiti method; saved MFH settings named bc_sm are accepted as a legacy alias. Original-scale MSE and MCPE are estimated after inverse transformation inside the bootstrap. CPI conversion precedes direct estimation and serves a different purpose from the model transformation.</w:t>
       </w:r>
     </w:p>
     <w:p>
@@ -21536,7 +21538,23 @@
         <w:pStyle w:val="BodyText"/>
       </w:pPr>
       <w:r>
-        <w:t>One diagnostic deserves particular attention under MFH2. The fitting algorithm can return a zero or near-zero random-effect variance - a boundary estimate; the area random effect then drops out, and the MFH estimate collapses toward the regression-synthetic prediction. A boundary can be substantive, so it is not automatically replaced. As documented in Note on eblupMFH2_robust.R.docx, the Dashboard first preserves every usable positive-variance msae::eblupMFH2() fit. Only after a boundary result does it optimize the same REML profile criterion with a positive variance and an AR(1) correlation constrained to its admissible range, using several starting values. A recovered interior solution is used and flagged; if none is supported, the original boundary fit is retained and flagged—numerical diagnostics record whether the safeguard or a generalized inverse was used. If the Fisher-information term needed for g3 cannot be obtained, g3 and MSE are reported as unavailable rather than silently understating MSE as g1 + g2 (see Annex F and Annex G.9).</w:t>
+        <w:t xml:space="preserve">The numerical check assesses REML score, local curvature and feasible boundary directions in addition to the package convergence flag. A positive variance alone does not establish convergence. MFH2 is refitted when necessary using the same REML objective, exact gradients and several feasible starts; a usable original fit is preserved and an inferior refit is rejected. A valid zero random-effect covariance is allowed, including in bootstrap refits. The AR(1) correlation is bounded numerically at ±0.999999; an accepted endpoint approximates a limiting stationary fit and warrants sensitivity review. The selected model’s annual uncertainty is bootstrapped; missing analytic Fisher-information or g3 calculations are disclosed without preventing an otherwise valid bootstrap.</w:t>
+      </w:r>
+    </w:p>
+    <w:p>
+      <w:pPr>
+        <w:pStyle w:val="Normal"/>
+      </w:pPr>
+      <w:r>
+        <w:t xml:space="preserve">Boundary-sensitive inference. If the original MFH fit has zero random-effect covariance or reaches the numerical correlation limit, point estimates are retained and inference_status is boundary_sensitive. Normal or delta-method intervals and p-values are provisional: numerical convergence does not establish their coverage. Reports flag this condition and record the count and fraction of accepted bootstrap fits at a boundary. Increasing the bootstrap count reduces Monte Carlo error but does not remedy boundary undercoverage. Review the current validation status and assess model sensitivity before using these results for substantive significance claims.</w:t>
+      </w:r>
+    </w:p>
+    <w:p>
+      <w:pPr>
+        <w:pStyle w:val="Normal"/>
+      </w:pPr>
+      <w:r>
+        <w:t xml:space="preserve">MFH residual plots standardize Direct minus EBLUP by sqrt(diag(R P R)), where P accounts for fitted fixed effects. The residuals remain correlated. Q–Q plots, Shapiro–Wilk and residual-versus-fitted regressions are descriptive checks, not exact independent-sample tests.</w:t>
       </w:r>
     </w:p>
     <w:p>
@@ -21593,7 +21611,7 @@
         <w:pStyle w:val="ImageCaption"/>
       </w:pPr>
       <w:r>
-        <w:t>Figure 5. MFH residual diagnostics, 2013: normal Q–Q plot of the residuals (left) and the residual density for FH and MFH (right). Produced by the EU SAE Dashboard.</w:t>
+        <w:t xml:space="preserve">Figure 5. Earlier-run MFH residual plots for 2013. These images predate the revised standardization; current plots use the model-based residual variance described above.</w:t>
       </w:r>
     </w:p>
     <w:p>
@@ -22161,7 +22179,7 @@
         <w:pStyle w:val="BodyText"/>
       </w:pPr>
       <w:r>
-        <w:t>Two ingredients, therefore, determine whether an estimated change is meaningful: the MSE of the estimate in each year, and the mean crossed-product error (MCPE) - the covariance of the prediction errors of the two years' estimates for the same area. The variance of the estimated change equals the MSE in the first year plus the MSE in the second year minus twice the MCPE between them. Because the two years' prediction errors are often positively correlated, omitting MCPE can overstate the uncertainty of change; its sign and magnitude must nevertheless be estimated rather than assumed. The Dashboard estimates MFH MSE and MCPE jointly by parametric bootstrap, then applies the same covariance-adjusted change formula to benchmarked or unbenchmarked results. The covariance-adjusted change MSE is used whenever it is positive, however small. Only when bootstrap noise yields a zero, negative, or non-finite value is the independence value, MSE(year 1) + MSE(year 2), used instead; such rows are marked in the mse_fallback_used and mse_rule columns. The independence value is not guaranteed to be conservative, so flagged rows should be reviewed, for example with more bootstrap replications. Note on MSE Estimation - Levels and Changes.docx documents the level, benchmarking, MCPE, and change calculations, while Note on Estimating the Sampling-Error Covariance Matrix (revised).docx documents the distinct survey-design covariance supplied to the MFH model. The basic MCPE code was provided by Prof. Isabel Molina, refined by Ifeanyi Nzegwu Edochie, and modified further by the package maintainer; Annex H discloses the process and validation status, and Annex G.7 collects the formulas.</w:t>
+        <w:t xml:space="preserve">MFH annual MSEs and cross-year MCPE come from the same jointly accepted bootstrap draws. The change MSE is MSE1 + MSE2 − 2 MCPE. These are prediction-error second moments, not centered sample covariances. Invalid joint moments, unavailable moments or zero inferential variance produce unavailable inference with a diagnostic; they never trigger an invented independence fallback. Direct and separately fitted UFH changes retain the explicitly reported period-independence assumption, which needs care with overlapping surveys. The companion MSE note documents this calculation. The distinct sampling-error covariance supplied to the model is described in the sampling-covariance note. Annex H records bootstrap provenance and validation limits.</w:t>
       </w:r>
     </w:p>
     <w:p>
@@ -22177,13 +22195,7 @@
         <w:pStyle w:val="BodyText"/>
       </w:pPr>
       <w:r>
-        <w:rPr>
-          <w:b/>
-        </w:rPr>
-        <w:t xml:space="preserve">Changes in mean welfare. </w:t>
-      </w:r>
-      <w:r>
-        <w:t xml:space="preserve">For mean welfare, the Dashboard reports the change as a percentage of the earlier year's mean, 100 × (mean in the later year / mean in the earlier year − 1). Its confidence interval and p-value come from the log of the ratio of the two means, whose variance is approximated by the delta method from the two MSEs and the covariance implied by the change MSE (Annex G.7); the interval is asymmetric and never below −100%. The difference in currency units is kept in output columns ending in _eur. The difference of mean log welfare is not used, because it measures the change in the geometric mean, which differs from the change in the arithmetic mean by the change in the mean log deviation; on the Spain example the two differ by up to 12 percentage points. Change maps and significance plots for mean welfare are labelled accordingly, for example Change in mean welfare (%).</w:t>
+        <w:t xml:space="preserve">Changes in mean welfare are reported as 100 × (later mean / earlier mean − 1). The interval and p-value use a first-order log-ratio variance calculated from coherent original-scale annual MSEs and MCPE. The interval is asymmetric and bounded below by −100%. Currency differences remain in fields ending in _eur. Old MFH outputs without joint annual moments must be rerun before change inference.</w:t>
       </w:r>
     </w:p>
     <w:tbl>
@@ -22369,7 +22381,7 @@
         <w:pStyle w:val="ImageCaption"/>
       </w:pPr>
       <w:r>
-        <w:t xml:space="preserve">Figure 6. Domain-level change in the poverty rate between 2012 and 2013 and its statistical significance (benchmarked MFH); changes that are not statistically distinguishable from zero are identified. Produced by the EU SAE Dashboard.</w:t>
+        <w:t xml:space="preserve">Figure 6. Earlier-run illustration of benchmarked MFH poverty changes and pointwise significance, 2012–2013. Rerun the revised estimator and joint uncertainty before interpreting significance.</w:t>
       </w:r>
     </w:p>
     <w:p>
@@ -23261,7 +23273,7 @@
         <w:pStyle w:val="ImageCaption"/>
       </w:pPr>
       <w:r>
-        <w:t>Figure 7. Domain-level root mean squared error (RMSE) by method, 2013; the FH and MFH estimates have markedly lower RMSE than the direct estimates. Produced by the EU SAE Dashboard.</w:t>
+        <w:t xml:space="preserve">Figure 7. Earlier-run illustration of RMSE by method in 2013. These values predate the methodology revision and do not establish the current relative precision of Direct, UFH and MFH.</w:t>
       </w:r>
     </w:p>
     <w:p>
@@ -24365,7 +24377,7 @@
         <w:pStyle w:val="ImageCaption"/>
       </w:pPr>
       <w:r>
-        <w:t>Figure 8a. Poverty rate by province, 2013: direct estimates (left) and benchmarked MFH estimates (right). Both maps use the same legend range, so equal colors mean equal poverty rates; the MFH map is smoother and more precise. Produced by the EU SAE Dashboard from the Spain example. Boundaries: Obra derivada de CartoBase ANE 2006-2024 CC-BY 4.0 ign.es.</w:t>
+        <w:t xml:space="preserve">Figure 8a. Earlier-run maps of Direct and benchmarked MFH poverty in 2013, using a common color scale. Smoothness alone does not establish greater accuracy. Regenerate current estimates before use. Boundaries: Obra derivada de CartoBase ANE 2006-2024 CC-BY 4.0 ign.es.</w:t>
       </w:r>
     </w:p>
     <w:p>
@@ -24492,7 +24504,7 @@
         <w:pStyle w:val="ImageCaption"/>
       </w:pPr>
       <w:r>
-        <w:t>Figure 8b. Root mean squared errors (RMSEs) of the direct poverty estimates and benchmarked MFH poverty rate by province, 2013. Both maps share one legend range. Lower values indicate more precise estimates; areas with a high RMSE should be interpreted with caution. Produced by the EU SAE Dashboard. Boundaries: Obra derivada de CartoBase ANE 2006-2024 CC-BY 4.0 ign.es.</w:t>
+        <w:t xml:space="preserve">Figure 8b. Earlier-run Direct and benchmarked MFH RMSE maps for 2013. Current uncertainty must be regenerated with the revised estimator. Boundaries: Obra derivada de CartoBase ANE 2006-2024 CC-BY 4.0 ign.es.</w:t>
       </w:r>
     </w:p>
     <w:p>
@@ -24589,7 +24601,7 @@
         <w:pStyle w:val="ImageCaption"/>
       </w:pPr>
       <w:r>
-        <w:t>Figure 9. Map of the estimated change in the poverty rate between 2012 and 2013 (benchmarked MFH). Blue shows a decrease and red an increase; the scale is centered on zero and shared by all poverty-change maps in the report. Produced by the EU SAE Dashboard. Boundaries: Obra derivada de CartoBase ANE 2006-2024 CC-BY 4.0 ign.es.</w:t>
+        <w:t xml:space="preserve">Figure 9. Earlier-run benchmarked MFH change map, 2012–2013. Blue denotes decreases and red increases. Rerun current estimates and uncertainty before drawing conclusions. Boundaries: Obra derivada de CartoBase ANE 2006-2024 CC-BY 4.0 ign.es.</w:t>
       </w:r>
     </w:p>
     <w:p>
@@ -24665,7 +24677,7 @@
         <w:pStyle w:val="FirstParagraph"/>
       </w:pPr>
       <w:r>
-        <w:t xml:space="preserve">The EU SAE wizard guides the full workflow: direct estimation, UFH, MFH, comparison, benchmarking, maps, diagnostics, and reports. Sections 11.1 to 11.9 explain the general workflow from installation to retaining outputs. Read it once, then use one of the three examples in Sections 11.10 to 11.12 to set the indicator and price basis; Section 11.13 explains how to read the change outputs. The classic dashboard remains available; the wizard is the recommended interface for routine use. These instructions refer to application 5.2.0-rc.6 with wizard 5.13. The screenshots use the Spain example (survey years 2012 and 2013); the worked examples use 2022 and 2023.</w:t>
+        <w:t xml:space="preserve">The EU SAE wizard guides the full workflow: direct estimation, UFH, MFH, comparison, benchmarking, maps, diagnostics, and reports. Sections 11.1 to 11.9 explain the general workflow from installation to retaining outputs. Read it once, then use one of the three examples in Sections 11.10 to 11.12 to set the indicator and price basis; Section 11.13 explains how to read the change outputs. The classic dashboard remains available; the wizard is the recommended interface for routine use. These instructions refer to application 5.2.0-rc.6-wizard.5.14 (w5n). Earlier screenshots use the Spain example (survey years 2012 and 2013); the worked examples use 2022 and 2023.</w:t>
       </w:r>
     </w:p>
     <w:p>
@@ -24716,7 +24728,7 @@
         <w:jc w:val="left"/>
       </w:pPr>
       <w:r>
-        <w:t>EU_SAE_520_w5m/</w:t>
+        <w:t>EU_SAE_520_w5n/</w:t>
         <w:br/>
         <w:t>|-- app_wizard.R          # six-step guided interface</w:t>
         <w:br/>
@@ -25188,15 +25200,15 @@
         <w:pStyle w:val="BodyText"/>
       </w:pPr>
       <w:r>
-        <w:t xml:space="preserve">For log mean welfare, choose bc_sm (domain-level smearing; Annex G.4) in both UFH and MFH when arithmetic means are the target. UFH transformation choices determine its variance handling (Section 7.9); MFH variance and covariance choices remain available with log. Examine the choices recorded in the run, especially after restoring a saved setup.</w:t>
-      </w:r>
-    </w:p>
-    <w:p>
-      <w:pPr>
-        <w:pStyle w:val="BodyText"/>
-      </w:pPr>
-      <w:r>
-        <w:t xml:space="preserve">For MFH, review the selection criterion, LASSO screen, variance option, compatible sampling-covariance option, model, reference-variance-test adjustment, bootstrap count, and any year-specific covariates. The covariance choices update with the variance choice. Poverty uses the identity scale; mean welfare can use log with bc_sm. MFH2 is the default. If MFH3 is selected, the app fits it first and retains it only when it converges and the adjusted reference-variance tests support different random-effect variances over time; otherwise it selects MFH2 and records the reason. Bonferroni is the default test adjustment. Also fit MFH3 adds a comparison fit; it does not change the selected reporting model.</w:t>
+        <w:t xml:space="preserve">Log mean welfare uses the log of the survey-weighted arithmetic Direct area mean, with sampling variance V/mean². Zero and negative individual welfare values remain in the arithmetic mean; the area mean must be positive and finite. UFH bias correction uses native emdi Slud–Maiti bc_sm with ML fitting and its original-scale analytical MSE. The naive option exponentiates the same fitted log-area mean and uses bootstrap MSE; it does not change the target into a geometric mean. MFH uses its separate conditional-lognormal correction, described in Annex G.4. Check the recorded method after restoring an older setup.</w:t>
+      </w:r>
+    </w:p>
+    <w:p>
+      <w:pPr>
+        <w:pStyle w:val="BodyText"/>
+      </w:pPr>
+      <w:r>
+        <w:t xml:space="preserve">For MFH, review covariates, selection criterion, LASSO, variance and compatible sampling-covariance options, model, variance-test adjustment and bootstrap count. Poverty uses the identity scale. Mean welfare can use log with conditional-lognormal correction. MFH2 remains default; selecting MFH3 tries it first and retains it only after numerical checks and adjusted variance-test support. Also fit MFH3 adds a comparison fit without changing the selected model.</w:t>
       </w:r>
     </w:p>
     <w:p>
@@ -25212,7 +25224,7 @@
         <w:pStyle w:val="BodyText"/>
       </w:pPr>
       <w:r>
-        <w:t>The interactive MFH bootstrap default is 200 replications, with a minimum of 50. Use at least 500 replications for production inference and assess Monte Carlo stability. The headline significance flag and red/gray change figures use the pointwise raw test; at alpha = 0.05 this agrees with whether the pointwise 95 percent confidence interval excludes zero. Benjamini-Hochberg fields remain supplementary sensitivity outputs.</w:t>
+        <w:t xml:space="preserve">Bootstrap replicates defaults to 500 and applies to UFH bootstrap MSE, MFH MSE/MCPE and both benchmark paths. Explicit older saved counts are retained; check the restored value. More draws reduce Monte Carlo error but do not guarantee coverage. Pointwise significance remains primary; BH and Bonferroni are supplementary sensitivities.</w:t>
       </w:r>
     </w:p>
     <w:p>
@@ -25267,7 +25279,7 @@
         <w:pStyle w:val="ImageCaption"/>
       </w:pPr>
       <w:r>
-        <w:t>Figure 14. Wizard Step 4: pipeline and model options. The lower part of the step contains benchmarking and PSU-consistency controls.</w:t>
+        <w:t xml:space="preserve">Figure 14. Earlier interface illustration of Step 4. The current control is Bootstrap replicates, default 500, and the log corrections are model-specific as described in the text.</w:t>
       </w:r>
     </w:p>
     <w:p>
@@ -25886,7 +25898,7 @@
         <w:pStyle w:val="BodyText"/>
       </w:pPr>
       <w:r>
-        <w:t xml:space="preserve">A fall from 20% to 18% is -2 percentage points, or a -10% relative change. Box plots and the change workbook show headcount changes in percentage points; the significance tables and change maps store them as proportions (−0.020 is −2.0 points; Section 11.13). Review the estimates, RMSEs, intervals, and pointwise significance from the actual run. A contemporaneous relative line moves with the income distribution, so the change describes poverty under each year’s threshold.</w:t>
+        <w:t xml:space="preserve">A fall from 20% to 18% is −2 percentage points, or a −10% relative change. Current change maps, significance plots, report significance tables and change-comparison summaries display headcount changes in percentage points. The underlying significance workbook and raw change fields retain proportions: −0.020 is −2.0 points (Section 11.13). Review estimates, RMSEs, intervals and pointwise significance from the actual run. A contemporaneous relative line moves with the income distribution, so the change describes poverty under each year’s threshold.</w:t>
       </w:r>
     </w:p>
     <w:p>
@@ -27786,35 +27798,23 @@
         <w:pStyle w:val="BodyText"/>
       </w:pPr>
       <w:r>
-        <w:rPr>
-          <w:b/>
-        </w:rPr>
-        <w:t>Step 4 Models.</w:t>
-      </w:r>
-      <w:r>
-        <w:t xml:space="preserve"> Keep UFH, MFH, and Comparison selected for a complete run. When log models are appropriate, select log and bc_sm in both UFH and MFH. bc_sm multiplies each back-transformed estimate by the domain’s ratio of direct arithmetic to direct geometric mean, so the estimates are arithmetic means in currency units, although they still differ from the direct means (Annex G.4). With none, the unbenchmarked model estimates are geometric means; benchmarking rescales them to arithmetic-mean targets, and Direct is always the arithmetic mean. Review zero or negative observations: they are left out of the log model but kept in the Direct means and in the arithmetic mean that bc_sm uses (Annex G.4), so they still affect the model estimates. Count them before a log run; if they matter, use no transformation or document how they were handled. Price conversion does not resolve this issue.</w:t>
-      </w:r>
-    </w:p>
-    <w:p>
-      <w:pPr>
-        <w:pStyle w:val="BodyText"/>
-      </w:pPr>
-      <w:r>
-        <w:t>MFH2 is the initial model. Review variance and compatible covariance settings, and use at least 500 bootstrap replications for final inference with a stability check (200 is the interactive default). Leave benchmarking off for a first learning run. If enabled, supplied targets must share the input survey’s price basis; the app converts current-price targets with the same CPI factors. Log-model benchmarking uncertainty uses an approximation, so review the uncertainty diagnostics as well as agreement with targets.</w:t>
-      </w:r>
-    </w:p>
-    <w:p>
-      <w:pPr>
-        <w:pStyle w:val="BodyText"/>
-      </w:pPr>
-      <w:r>
-        <w:rPr>
-          <w:b/>
-        </w:rPr>
-        <w:t>Steps 5 and 6.</w:t>
-      </w:r>
-      <w:r>
-        <w:t xml:space="preserve"> Leave AI off unless wanted and authorized. In Review &amp; Run, confirm survey years, income years, real-price route, CPI format and values, base year, currency, log/smearing choices, and any benchmark targets. Run Check Data Readiness, resolve issues, then Run Analysis. Confirm that the report states the intended constant-price basis.</w:t>
+        <w:t xml:space="preserve">Step 4 Models. Keep UFH, MFH, and Comparison selected. If a log model is appropriate, retain individual zero and negative welfare in the arithmetic Direct means and verify positive finite area means. UFH correction is native emdi Slud–Maiti with ML fitting; MFH correction is conditional lognormal. The naive option keeps the same area-mean target but omits the correction. Compare with no transformation when model assumptions are doubtful.</w:t>
+      </w:r>
+    </w:p>
+    <w:p>
+      <w:pPr>
+        <w:pStyle w:val="BodyText"/>
+      </w:pPr>
+      <w:r>
+        <w:t xml:space="preserve">MFH2 is the initial model. Review variance and covariance choices, bootstrap failures and Monte Carlo stability. Use at least 500 replications for final inference after a stability study. Benchmarking is optional; supplied targets must share the survey’s input price basis. CPI conversion applies the same factors to welfare and targets. The complete currency estimator and benchmark are recomputed within every replicate.</w:t>
+      </w:r>
+    </w:p>
+    <w:p>
+      <w:pPr>
+        <w:pStyle w:val="BodyText"/>
+      </w:pPr>
+      <w:r>
+        <w:t xml:space="preserve">Steps 5 and 6. Leave AI off unless wanted and authorized. Confirm survey and income years, price basis, CPI values, base year, currency, log-model and correction choices, and benchmark targets. Run Check Data Readiness, resolve errors, then Run Analysis. Confirm the report states the intended price basis and actual estimator.</w:t>
       </w:r>
     </w:p>
     <w:p>
@@ -27834,7 +27834,7 @@
         <w:keepNext/>
       </w:pPr>
       <w:r>
-        <w:t xml:space="preserve">Levels and level RMSEs use currency units of the constant-price year. For log fits, level RMSEs are delta-method approximations from the log-scale MSE. Main change tables and maps show 100 x (later mean / earlier mean - 1), with intervals and pointwise significance. Changing the common price base rescales levels, leaving percentage changes unchanged.</w:t>
+        <w:t xml:space="preserve">Levels and level RMSEs use currency units of the constant-price year. UFH corrected log MSE uses emdi’s Slud–Maiti calculation; UFH naive and selected MFH log uncertainty use original-scale bootstrap errors. Main change outputs report 100 × (later mean / earlier mean − 1), with log-ratio intervals. A common positive rescaling leaves a given pair’s percentage change unchanged; refitting MFH3 can be scale-sensitive because its initial variance is fixed.</w:t>
       </w:r>
     </w:p>
     <w:p>
@@ -27860,7 +27860,7 @@
         <w:pStyle w:val="FirstParagraph"/>
       </w:pPr>
       <w:r>
-        <w:t xml:space="preserve">The change box plots compare Direct, UFH, the selected MFH model, and the benchmarked UFH and MFH estimates when benchmarking is on. For poverty, the box plots, change_rmse_by_method.csv and the Change and RMSE by method and Change and RMSE summary sheets show headcount changes and their RMSEs in percentage points. The Domain changes sheet of change_estimate_comparison.xlsx shows the unbenchmarked UFH and MFH changes and their intervals in percentage points, without RMSEs. The significance tables and change maps store the changes as proportions (−0.020 is −2.0 percentage points). Mean-welfare box plots use the raw log ratio ln(later mean / earlier mean); their RMSE is on that same log scale. These values are not multiplied by 100. For small changes, 100 times the log ratio approximates a percentage change; the exact percentage is 100 times (exp(log ratio) − 1). The main mean-welfare change maps and tables report the exact percentage change.</w:t>
+        <w:t xml:space="preserve">The change box plots compare Direct, UFH, the selected MFH model, and benchmarked estimates when enabled. For poverty, the box plots, change_rmse_by_method.csv and the Change and RMSE by method and Change and RMSE summary sheets show changes and RMSEs in percentage points. The Domain changes sheet of change_estimate_comparison.xlsx shows unbenchmarked UFH and MFH changes and intervals in percentage points, without RMSEs. Current change maps, significance plots and report significance tables also display percentage points. The report multiplies stored changes and interval endpoints by 100, and stored MSE by 10,000 to show squared percentage points (pp²). The statistical_significance_comparison.xlsx workbook and raw change/interval fields in the underlying CSV exports retain proportions, and their MSE fields retain squared proportions: −0.020 represents −2.0 percentage points. Mean-welfare box plots use the raw log ratio ln(later mean / earlier mean), with RMSE on that log scale; neither is multiplied by 100. For small changes, 100 times the log ratio approximates a percentage change; the exact percentage is 100 × (exp(log ratio) − 1). Main mean-welfare change maps and tables report the exact percentage change.</w:t>
       </w:r>
     </w:p>
     <w:p>
@@ -28527,7 +28527,7 @@
         <w:pStyle w:val="FirstParagraph"/>
       </w:pPr>
       <w:r>
-        <w:t xml:space="preserve">Use arcsin with bias correction for UFH headcount rates, BIC for UFH selection, AIC for MFH selection, and MFH2 as initial settings, then review diagnostics and sensitivity. For mean welfare, log with bc_sm targets arithmetic-mean levels. The UFH variance selector is active only without a transformation (Section 7.9). For MFH, sm_out and the compatible rho_sm_out covariance are starting choices when sampling dependence is plausible and direct domain covariances are unstable. sm_out replaces missing, non-finite, or strictly below-0.001 variances, retaining a variance equal to 0.001. Prof. Isabel Molina advised the team on estimating sampling-error autocorrelation through rho_sm_out, based on Boonstra and van den Brakel (2019). Use zero covariance for independent survey rounds or a labeled sensitivity run. MFH3 requires the convergence and reference-variance-test checks described in Section 11.6.</w:t>
+        <w:t xml:space="preserve">Use arcsine with package bias correction for UFH headcounts, BIC for UFH selection, AIC for MFH selection and MFH2 as starting settings; review diagnostics and sensitivity. Log mean-welfare models target arithmetic area means. UFH uses emdi Slud–Maiti correction and MFH uses conditional-lognormal correction. For MFH, sm_out with rho_sm_out is a starting choice when sampling dependence is plausible and Direct covariance estimates are unstable. The 0.001 variance threshold is an application rule, on the modeled response scale. Use zero covariance only for independent rounds or a documented sensitivity. The shared Bootstrap replicates default is 500; inspect Monte Carlo error, convergence and boundary sensitivity.</w:t>
       </w:r>
     </w:p>
     <w:p>
@@ -30963,13 +30963,7 @@
         <w:pStyle w:val="BodyText"/>
       </w:pPr>
       <w:r>
-        <w:rPr>
-          <w:b/>
-        </w:rPr>
-        <w:t>REML (Restricted/Residual Maximum Likelihood).</w:t>
-      </w:r>
-      <w:r>
-        <w:t xml:space="preserve"> The default method for estimating variance components corrects the maximum-likelihood estimator for the degrees of freedom used to estimate the regression coefficients.</w:t>
+        <w:t xml:space="preserve">REML (Restricted Maximum Likelihood). The variance-fitting criterion used for ordinary UFH and MFH. Corrected and naive UFH log models use ML to match emdi’s Slud–Maiti implementation.</w:t>
       </w:r>
     </w:p>
     <w:p>
@@ -31080,13 +31074,7 @@
         <w:pStyle w:val="BodyText"/>
       </w:pPr>
       <w:r>
-        <w:rPr>
-          <w:b/>
-        </w:rPr>
-        <w:t xml:space="preserve">Robust fallback. </w:t>
-      </w:r>
-      <w:r>
-        <w:t>The Dashboard’s constrained-REML safeguard for a boundary MFH2 variance: it refits the same model and REML criterion under a parameterization that keeps the variance positive and the correlation in range, keeping the original fit when admissible and flagging affected areas.</w:t>
+        <w:t xml:space="preserve">Numerical safeguard. Independent REML endpoint checks and constrained MFH2 refitting when needed. Valid positive or zero variance fits may be retained; a package convergence flag alone is insufficient.</w:t>
       </w:r>
     </w:p>
     <w:p>
@@ -31108,13 +31096,7 @@
         <w:pStyle w:val="BodyText"/>
       </w:pPr>
       <w:r>
-        <w:rPr>
-          <w:b/>
-        </w:rPr>
-        <w:t xml:space="preserve">Log transformation. </w:t>
-      </w:r>
-      <w:r>
-        <w:t xml:space="preserve">A transform of a right-skewed positive response (such as mean welfare) used to improve model fit; results are returned to the original scale with the bc_sm smearing factor, the domain’s direct arithmetic mean divided by its direct geometric mean (Annex G.4); without it, unbenchmarked model estimates are geometric means.</w:t>
+        <w:t xml:space="preserve">Log transformation. The log of an arithmetic Direct area mean, with delta sampling variance. It requires a positive area mean, while retaining individual zero and negative welfare. UFH uses emdi Slud–Maiti correction; MFH uses conditional-lognormal correction. Neither model fits household log welfare.</w:t>
       </w:r>
     </w:p>
     <w:p>
@@ -33212,7 +33194,7 @@
         <w:ind w:left="480"/>
       </w:pPr>
       <w:r>
-        <w:t>☐ Model converged; variance component admissible (not zero/boundary).</w:t>
+        <w:t xml:space="preserve">☐ Model endpoint is usable; positive or zero variance is supported by numerical checks and sensitivity review.</w:t>
       </w:r>
     </w:p>
     <w:p>
@@ -33230,7 +33212,7 @@
         <w:ind w:left="480"/>
       </w:pPr>
       <w:r>
-        <w:t>☐ Residuals and predicted random effects approximately normal (Q–Q plots, Shapiro–Wilk).</w:t>
+        <w:t xml:space="preserve">☐ Normality plots reviewed as descriptive diagnostics; correlated residuals do not supply exact independent-sample normality tests.</w:t>
       </w:r>
     </w:p>
     <w:p>
@@ -33286,7 +33268,7 @@
         <w:ind w:left="480"/>
       </w:pPr>
       <w:r>
-        <w:t>☐ MFH fit converged; robust-refit status and numerical diagnostics reviewed; variance components admissible; Fisher-information inversion and g3/MSE availability confirmed.</w:t>
+        <w:t xml:space="preserve">☐ MFH REML score, curvature, boundary checks and refit diagnostics reviewed; selected annual MSE and MCPE use accepted joint bootstrap draws.</w:t>
       </w:r>
     </w:p>
     <w:p>
@@ -33529,7 +33511,7 @@
         <w:rPr>
           <w:b/>
         </w:rPr>
-        <w:t>Step 4 Models. Keep UFH, MFH, and Comparison selected for a full run. Review transformations, smearing, covariates, variance and covariance, benchmarking, MFH model selection, and bootstrap settings.</w:t>
+        <w:t xml:space="preserve">Step 4 Models. Keep UFH, MFH, and Comparison selected. Review transformations, model-specific corrections, covariates, variance and covariance inputs, benchmarking, MFH selection and bootstrap settings.</w:t>
       </w:r>
     </w:p>
     <w:p>
@@ -33613,7 +33595,7 @@
         <w:pStyle w:val="FirstParagraph"/>
       </w:pPr>
       <w:r>
-        <w:t xml:space="preserve">Apply the quality and reporting checks in Sections 12 and 13. Confirm the intended indicator and units before interpreting results: headcount changes in percentage points (stored as proportions in the significance tables and change maps), real mean-welfare changes in percent, and mean-welfare box plots in raw log ratios (Section 11.13).</w:t>
+        <w:t xml:space="preserve">Apply the quality and reporting checks in Sections 12 and 13. Confirm units before interpreting results: current poverty-change maps, plots and report tables display percentage points, while the underlying significance workbook and raw change fields retain proportions; real mean-welfare changes use percent and mean-welfare box plots use raw log ratios (Section 11.13).</w:t>
       </w:r>
     </w:p>
     <w:p>
@@ -33902,7 +33884,7 @@
               <w:pStyle w:val="Compact"/>
             </w:pPr>
             <w:r>
-              <w:t>MFH does not converge, or returns a zero random-effect variance</w:t>
+              <w:t xml:space="preserve">MFH endpoint fails its numerical checks</w:t>
             </w:r>
           </w:p>
         </w:tc>
@@ -33915,7 +33897,7 @@
               <w:pStyle w:val="Compact"/>
             </w:pPr>
             <w:r>
-              <w:t>Too few areas, or a near-singular sampling-covariance matrix</w:t>
+              <w:t xml:space="preserve">Weak identification, difficult optimization or unstable sampling covariance</w:t>
             </w:r>
           </w:p>
         </w:tc>
@@ -33928,7 +33910,7 @@
               <w:pStyle w:val="Compact"/>
             </w:pPr>
             <w:r>
-              <w:t xml:space="preserve">Use MFH2 (the most parsimonious correlated model); revisit the covariance option; consider UFH</w:t>
+              <w:t xml:space="preserve">Inspect score, curvature, boundary and covariance diagnostics; assess MFH2 or UFH sensitivity. Zero variance alone is not failure.</w:t>
             </w:r>
           </w:p>
         </w:tc>
@@ -38690,7 +38672,7 @@
         <w:pStyle w:val="FirstParagraph"/>
       </w:pPr>
       <w:r>
-        <w:t>and smoothed values are treated as the known variances.</w:t>
+        <w:t xml:space="preserve">The implementation returns exp(fitted log variance + residual variance/2), a lognormal correction to the displayed basic GVF. With too little training variation, a constant-variance fallback is flagged. The sm_out threshold of 0.001 is application-specific; for log means it applies to the sampling variance of the log area mean. Arcsine fitting instead uses 1/(4 n_eff). Estimated working variances remain fixed in the bootstrap.</w:t>
       </w:r>
     </w:p>
     <w:p>
@@ -39174,362 +39156,37 @@
     </w:p>
     <w:p>
       <w:pPr>
-        <w:pStyle w:val="BodyText"/>
-      </w:pPr>
-      <w:r>
-        <w:rPr>
-          <w:b/>
-        </w:rPr>
-        <w:t>Log + smearing (mean welfare).</w:t>
-      </w:r>
-      <w:r>
-        <w:t xml:space="preserve"> The area-level model is fitted to each domain’s (MFH: domain-year’s) direct mean of </w:t>
-      </w:r>
+        <w:pStyle w:val="Normal"/>
+      </w:pPr>
+      <w:r>
+        <w:t xml:space="preserve">EMDI compatibility limit. The supplied note displays a full-real-line corrected arcsine integral; tested emdi 2.2.3 integrates only over [0, pi/2]. The package preserves that point rule and warns when fitted Gaussian mass above pi/2 exceeds 1%. Its bootstrap evaluates the same estimator against clamped latent truth. The naive inverse clamps to [0, pi/2] before sin² in both point estimates and replicates. Consistency of that calculation does not establish unbiasedness near boundaries.</w:t>
+      </w:r>
+    </w:p>
+    <w:p>
+      <w:pPr>
+        <w:pStyle w:val="BodyText"/>
+      </w:pPr>
+      <w:r>
+        <w:t xml:space="preserve">Log mean welfare. Both UFH and MFH transform the arithmetic Direct area mean after survey aggregation. The delta sampling variance is V/mean²; cross-year covariance becomes C/(mean1 × mean2). Individual zero and negative welfare is retained. Each modeled area mean must be positive and finite.</w:t>
+      </w:r>
+    </w:p>
+    <w:p>
+      <w:pPr>
+        <w:pStyle w:val="BodyText"/>
+        <w:jc w:val="center"/>
+      </w:pPr>
       <m:oMath>
         <m:r>
-          <m:rPr>
-            <m:lit/>
-            <m:nor/>
-          </m:rPr>
-          <w:rPr>
-            <w:rFonts w:ascii="Cambria Math" w:hAnsi="Cambria Math"/>
-          </w:rPr>
-          <m:t>log</m:t>
-        </m:r>
-        <m:r>
-          <w:rPr>
-            <w:rFonts w:ascii="Cambria Math" w:hAnsi="Cambria Math"/>
-          </w:rPr>
-          <m:t>(</m:t>
-        </m:r>
-        <m:r>
-          <m:rPr>
-            <m:lit/>
-            <m:nor/>
-          </m:rPr>
-          <w:rPr>
-            <w:rFonts w:ascii="Cambria Math" w:hAnsi="Cambria Math"/>
-          </w:rPr>
-          <m:t>welfare</m:t>
-        </m:r>
-        <m:r>
-          <w:rPr>
-            <w:rFonts w:ascii="Cambria Math" w:hAnsi="Cambria Math"/>
-          </w:rPr>
-          <m:t>)</m:t>
+          <m:t>UFH bc_sm:  μ̂ = exp{η̂ + ½ Â(1 − γ̂)}</m:t>
         </m:r>
       </m:oMath>
-      <w:r>
-        <w:t xml:space="preserve">, computed from households with positive welfare; the naive back-transform </w:t>
-      </w:r>
-      <m:oMath>
-        <m:r>
-          <m:rPr>
-            <m:lit/>
-            <m:nor/>
-          </m:rPr>
-          <w:rPr>
-            <w:rFonts w:ascii="Cambria Math" w:hAnsi="Cambria Math"/>
-          </w:rPr>
-          <m:t>exp</m:t>
-        </m:r>
-        <m:r>
-          <w:rPr>
-            <w:rFonts w:ascii="Cambria Math" w:hAnsi="Cambria Math"/>
-          </w:rPr>
-          <m:t>(</m:t>
-        </m:r>
-        <m:sSub>
-          <m:sSubPr>
-            <m:ctrlPr>
-              <w:rPr>
-                <w:rFonts w:ascii="Cambria Math" w:hAnsi="Cambria Math"/>
-              </w:rPr>
-            </m:ctrlPr>
-          </m:sSubPr>
-          <m:e>
-            <m:acc>
-              <m:accPr>
-                <m:chr m:val="^"/>
-                <m:ctrlPr>
-                  <w:rPr>
-                    <w:rFonts w:ascii="Cambria Math" w:hAnsi="Cambria Math"/>
-                  </w:rPr>
-                </m:ctrlPr>
-              </m:accPr>
-              <m:e>
-                <m:r>
-                  <w:rPr>
-                    <w:rFonts w:ascii="Cambria Math" w:hAnsi="Cambria Math"/>
-                  </w:rPr>
-                  <m:t>η</m:t>
-                </m:r>
-              </m:e>
-            </m:acc>
-          </m:e>
-          <m:sub>
-            <m:r>
-              <w:rPr>
-                <w:rFonts w:ascii="Cambria Math" w:hAnsi="Cambria Math"/>
-              </w:rPr>
-              <m:t>d</m:t>
-            </m:r>
-          </m:sub>
-        </m:sSub>
-        <m:r>
-          <w:rPr>
-            <w:rFonts w:ascii="Cambria Math" w:hAnsi="Cambria Math"/>
-          </w:rPr>
-          <m:t>)</m:t>
-        </m:r>
-      </m:oMath>
-      <w:r>
-        <w:t xml:space="preserve"> estimates the geometric mean, which lies below the arithmetic mean of the same positive values. In a unit-level model, Duan’s (1983) smearing estimator multiplies it by the empirical mean of the n exponentiated unit-level residuals,</w:t>
-      </w:r>
-    </w:p>
-    <w:p>
-      <w:pPr>
-        <w:pStyle w:val="BodyText"/>
-        <w:jc w:val="center"/>
-      </w:pPr>
-      <m:oMathPara>
-        <m:oMathParaPr>
-          <m:jc m:val="center"/>
-        </m:oMathParaPr>
-        <m:oMath>
-          <m:sSub>
-            <m:sSubPr>
-              <m:ctrlPr>
-                <w:rPr>
-                  <w:rFonts w:ascii="Cambria Math" w:hAnsi="Cambria Math"/>
-                </w:rPr>
-              </m:ctrlPr>
-            </m:sSubPr>
-            <m:e>
-              <m:acc>
-                <m:accPr>
-                  <m:chr m:val="^"/>
-                  <m:ctrlPr>
-                    <w:rPr>
-                      <w:rFonts w:ascii="Cambria Math" w:hAnsi="Cambria Math"/>
-                    </w:rPr>
-                  </m:ctrlPr>
-                </m:accPr>
-                <m:e>
-                  <m:r>
-                    <w:rPr>
-                      <w:rFonts w:ascii="Cambria Math" w:hAnsi="Cambria Math"/>
-                    </w:rPr>
-                    <m:t>δ</m:t>
-                  </m:r>
-                </m:e>
-              </m:acc>
-            </m:e>
-            <m:sub>
-              <m:r>
-                <w:rPr>
-                  <w:rFonts w:ascii="Cambria Math" w:hAnsi="Cambria Math"/>
-                </w:rPr>
-                <m:t>d</m:t>
-              </m:r>
-            </m:sub>
-          </m:sSub>
-          <m:r>
-            <m:rPr>
-              <m:lit/>
-              <m:nor/>
-            </m:rPr>
-            <w:rPr>
-              <w:rFonts w:ascii="Cambria Math" w:hAnsi="Cambria Math"/>
-            </w:rPr>
-            <m:t>=exp</m:t>
-          </m:r>
-          <m:r>
-            <w:rPr>
-              <w:rFonts w:ascii="Cambria Math" w:hAnsi="Cambria Math"/>
-            </w:rPr>
-            <m:t>(</m:t>
-          </m:r>
-          <m:sSub>
-            <m:sSubPr>
-              <m:ctrlPr>
-                <w:rPr>
-                  <w:rFonts w:ascii="Cambria Math" w:hAnsi="Cambria Math"/>
-                </w:rPr>
-              </m:ctrlPr>
-            </m:sSubPr>
-            <m:e>
-              <m:acc>
-                <m:accPr>
-                  <m:chr m:val="^"/>
-                  <m:ctrlPr>
-                    <w:rPr>
-                      <w:rFonts w:ascii="Cambria Math" w:hAnsi="Cambria Math"/>
-                    </w:rPr>
-                  </m:ctrlPr>
-                </m:accPr>
-                <m:e>
-                  <m:r>
-                    <w:rPr>
-                      <w:rFonts w:ascii="Cambria Math" w:hAnsi="Cambria Math"/>
-                    </w:rPr>
-                    <m:t>η</m:t>
-                  </m:r>
-                </m:e>
-              </m:acc>
-            </m:e>
-            <m:sub>
-              <m:r>
-                <w:rPr>
-                  <w:rFonts w:ascii="Cambria Math" w:hAnsi="Cambria Math"/>
-                </w:rPr>
-                <m:t>d</m:t>
-              </m:r>
-            </m:sub>
-          </m:sSub>
-          <m:r>
-            <w:rPr>
-              <w:rFonts w:ascii="Cambria Math" w:hAnsi="Cambria Math"/>
-            </w:rPr>
-            <m:t>)⋅</m:t>
-          </m:r>
-          <m:f>
-            <m:fPr>
-              <m:ctrlPr>
-                <w:rPr>
-                  <w:rFonts w:ascii="Cambria Math" w:hAnsi="Cambria Math"/>
-                </w:rPr>
-              </m:ctrlPr>
-            </m:fPr>
-            <m:num>
-              <m:r>
-                <w:rPr>
-                  <w:rFonts w:ascii="Cambria Math" w:hAnsi="Cambria Math"/>
-                </w:rPr>
-                <m:t>1</m:t>
-              </m:r>
-            </m:num>
-            <m:den>
-              <m:r>
-                <w:rPr>
-                  <w:rFonts w:ascii="Cambria Math" w:hAnsi="Cambria Math"/>
-                </w:rPr>
-                <m:t>n</m:t>
-              </m:r>
-            </m:den>
-          </m:f>
-          <m:nary>
-            <m:naryPr>
-              <m:chr m:val="∑"/>
-              <m:ctrlPr>
-                <w:rPr>
-                  <w:rFonts w:ascii="Cambria Math" w:hAnsi="Cambria Math"/>
-                </w:rPr>
-              </m:ctrlPr>
-            </m:naryPr>
-            <m:sub>
-              <m:r>
-                <w:rPr>
-                  <w:rFonts w:ascii="Cambria Math" w:hAnsi="Cambria Math"/>
-                </w:rPr>
-                <m:t>i</m:t>
-              </m:r>
-              <m:r>
-                <m:rPr>
-                  <m:lit/>
-                  <m:nor/>
-                </m:rPr>
-                <w:rPr>
-                  <w:rFonts w:ascii="Cambria Math" w:hAnsi="Cambria Math"/>
-                </w:rPr>
-                <m:t>=</m:t>
-              </m:r>
-              <m:r>
-                <w:rPr>
-                  <w:rFonts w:ascii="Cambria Math" w:hAnsi="Cambria Math"/>
-                </w:rPr>
-                <m:t>1</m:t>
-              </m:r>
-            </m:sub>
-            <m:sup>
-              <m:r>
-                <w:rPr>
-                  <w:rFonts w:ascii="Cambria Math" w:hAnsi="Cambria Math"/>
-                </w:rPr>
-                <m:t>n</m:t>
-              </m:r>
-            </m:sup>
-            <m:e>
-              <m:r>
-                <m:rPr>
-                  <m:lit/>
-                  <m:nor/>
-                </m:rPr>
-                <w:rPr>
-                  <w:rFonts w:ascii="Cambria Math" w:hAnsi="Cambria Math"/>
-                </w:rPr>
-                <m:t>exp</m:t>
-              </m:r>
-            </m:e>
-          </m:nary>
-          <m:r>
-            <w:rPr>
-              <w:rFonts w:ascii="Cambria Math" w:hAnsi="Cambria Math"/>
-            </w:rPr>
-            <m:t>(</m:t>
-          </m:r>
-          <m:sSub>
-            <m:sSubPr>
-              <m:ctrlPr>
-                <w:rPr>
-                  <w:rFonts w:ascii="Cambria Math" w:hAnsi="Cambria Math"/>
-                </w:rPr>
-              </m:ctrlPr>
-            </m:sSubPr>
-            <m:e>
-              <m:acc>
-                <m:accPr>
-                  <m:chr m:val="^"/>
-                  <m:ctrlPr>
-                    <w:rPr>
-                      <w:rFonts w:ascii="Cambria Math" w:hAnsi="Cambria Math"/>
-                    </w:rPr>
-                  </m:ctrlPr>
-                </m:accPr>
-                <m:e>
-                  <m:r>
-                    <w:rPr>
-                      <w:rFonts w:ascii="Cambria Math" w:hAnsi="Cambria Math"/>
-                    </w:rPr>
-                    <m:t>r</m:t>
-                  </m:r>
-                </m:e>
-              </m:acc>
-            </m:e>
-            <m:sub>
-              <m:r>
-                <w:rPr>
-                  <w:rFonts w:ascii="Cambria Math" w:hAnsi="Cambria Math"/>
-                </w:rPr>
-                <m:t>i</m:t>
-              </m:r>
-            </m:sub>
-          </m:sSub>
-          <m:r>
-            <w:rPr>
-              <w:rFonts w:ascii="Cambria Math" w:hAnsi="Cambria Math"/>
-            </w:rPr>
-            <m:t>),</m:t>
-          </m:r>
-        </m:oMath>
-      </m:oMathPara>
     </w:p>
     <w:p>
       <w:pPr>
         <w:pStyle w:val="FirstParagraph"/>
       </w:pPr>
       <w:r>
-        <w:t>which removes the back-transform bias without assuming normally distributed residuals.</w:t>
+        <w:t xml:space="preserve">Here eta is the fitted log-area predictor, A is the UFH random-effect variance, gamma = A/(A + D), and D is the log-scale sampling variance. Native emdi bc_sm uses ML and its Slud–Maiti analytical MSE. Naive UFH uses exp(eta) from the same ML fit and original-scale bootstrap MSE. Neither uses empirical micro-log smearing.</w:t>
       </w:r>
     </w:p>
     <w:p>
@@ -39537,79 +39194,7 @@
         <w:pStyle w:val="FirstParagraph"/>
       </w:pPr>
       <w:r>
-        <w:t xml:space="preserve">An area-level model has no unit-level residuals, so bc_sm applies the same idea within each domain: the estimate is exp(η̂</w:t>
-      </w:r>
-      <w:r>
-        <w:rPr>
-          <w:vertAlign w:val="subscript"/>
-        </w:rPr>
-        <w:t xml:space="preserve">d</w:t>
-      </w:r>
-      <w:r>
-        <w:t xml:space="preserve">) × s</w:t>
-      </w:r>
-      <w:r>
-        <w:rPr>
-          <w:vertAlign w:val="subscript"/>
-        </w:rPr>
-        <w:t xml:space="preserve">d</w:t>
-      </w:r>
-      <w:r>
-        <w:t xml:space="preserve">, where s</w:t>
-      </w:r>
-      <w:r>
-        <w:rPr>
-          <w:vertAlign w:val="subscript"/>
-        </w:rPr>
-        <w:t xml:space="preserve">d</w:t>
-      </w:r>
-      <w:r>
-        <w:t xml:space="preserve"> is the domain’s direct arithmetic mean divided by its direct geometric mean, exp(L̄</w:t>
-      </w:r>
-      <w:r>
-        <w:rPr>
-          <w:vertAlign w:val="subscript"/>
-        </w:rPr>
-        <w:t xml:space="preserve">d</w:t>
-      </w:r>
-      <w:r>
-        <w:t xml:space="preserve">), and L̄</w:t>
-      </w:r>
-      <w:r>
-        <w:rPr>
-          <w:vertAlign w:val="subscript"/>
-        </w:rPr>
-        <w:t xml:space="preserve">d</w:t>
-      </w:r>
-      <w:r>
-        <w:t xml:space="preserve"> is its direct mean of log welfare. The estimate is therefore an arithmetic mean in currency units, but it is not set equal to the direct estimate. The two direct means do not use the same records when welfare includes zero or negative values: the arithmetic mean keeps them, while the mean of log welfare uses positive values only. Such values therefore still affect the bc_sm estimates through s</w:t>
-      </w:r>
-      <w:r>
-        <w:rPr>
-          <w:vertAlign w:val="subscript"/>
-        </w:rPr>
-        <w:t xml:space="preserve">d</w:t>
-      </w:r>
-      <w:r>
-        <w:t xml:space="preserve">, even though the log model leaves them out, and s</w:t>
-      </w:r>
-      <w:r>
-        <w:rPr>
-          <w:vertAlign w:val="subscript"/>
-        </w:rPr>
-        <w:t xml:space="preserve">d</w:t>
-      </w:r>
-      <w:r>
-        <w:t xml:space="preserve"> can then fall below 1. With none, the unbenchmarked model estimate is exp(η̂</w:t>
-      </w:r>
-      <w:r>
-        <w:rPr>
-          <w:vertAlign w:val="subscript"/>
-        </w:rPr>
-        <w:t xml:space="preserve">d</w:t>
-      </w:r>
-      <w:r>
-        <w:t xml:space="preserve">), the geometric mean; benchmarking then rescales the estimates to the group’s arithmetic-mean or uploaded target, so benchmarked estimates are not geometric means. Direct is always the survey’s arithmetic mean.</w:t>
+        <w:t xml:space="preserve">MFH log models also transform the arithmetic Direct area means. Corrected currency predictions use the Gaussian conditional mean exp(eta + v/2), where v is the diagonal of G − G(G + R)⁻¹G. The naive option uses exp(eta). This multivariate extension is distinct from emdi’s univariate Slud–Maiti method; saved MFH settings named bc_sm are accepted as a legacy alias. Original-scale MSE and MCPE are estimated after inverse transformation inside the bootstrap. Native emdi bc_sm leaves corrected log predictions for unsampled areas unavailable. Benchmarking cannot proceed for an incomplete requested population; no ad hoc correction is substituted.</w:t>
       </w:r>
     </w:p>
     <w:p>
@@ -40623,6 +40208,14 @@
     </w:p>
     <w:p>
       <w:pPr>
+        <w:pStyle w:val="Normal"/>
+      </w:pPr>
+      <w:r>
+        <w:t xml:space="preserve">MFH2 uses stationary initialization, so its marginal variance is innovation variance/(1 − rho²). MFH3 starts from u0 ~ N(0,1), then u1 = rho × u0 + a1. This initial-state convention is used in fitting and simulation and makes MFH3 sensitive to the outcome scale.</w:t>
+      </w:r>
+    </w:p>
+    <w:p>
+      <w:pPr>
         <w:pStyle w:val="FirstParagraph"/>
       </w:pPr>
       <w:r>
@@ -40836,9 +40429,7 @@
         <w:pStyle w:val="BodyText"/>
       </w:pPr>
       <w:r>
-        <w:t xml:space="preserve">The benchmarking formulas below constrain the population-weighted aggregate of the small-area predictors. Note on MSE Estimation - Levels and Changes.docx explains the separate uncertainty calculation: the benchmark factor is data-dependent, so benchmarking is repeated within each bootstrap </w:t>
-        <w:lastRenderedPageBreak/>
-        <w:t>replicate (except the final currency-scale adjustment for mean welfare fitted in logs; see Section 7.12), and errors are measured against the synthetic small-area truth rather than the benchmark total.</w:t>
+        <w:t xml:space="preserve">The bootstrap simulates Gaussian random effects and sampling errors under the fitted model, refits the same estimator, and repeats back-transformation and the final ratio benchmark in reported units. Survey-derived targets are recomputed from the same replicate’s Direct estimates in both UFH and MFH. Uploaded targets remain fixed, so their own uncertainty is excluded. Errors are measured against the unbenchmarked synthetic area truth. Auxiliary variables, selected formulas, populations and estimated sampling covariance inputs are held fixed; variable-selection and variance-smoothing uncertainty are not included.</w:t>
       </w:r>
     </w:p>
     <w:p>
@@ -41694,7 +41285,7 @@
         <w:pStyle w:val="BodyText"/>
       </w:pPr>
       <w:r>
-        <w:t>For mean welfare fitted in logs, the ratio benchmark is applied on the currency scale after the back-transformation: the model estimates in the formula are the back-transformed estimates, and the trusted total is the uploaded target or, without one, the population-weighted mean of the direct arithmetic means. The log-scale bootstrap, which benchmarks to the survey's own log-scale regional figures, supplies the relative precision kept in the reported MSE (Section 7.12).</w:t>
+        <w:t xml:space="preserve">For log mean welfare, these ratio formulas use currency-scale predictions and currency targets after back-transformation. The complete adjustment is repeated inside every bootstrap draw. Original-scale MSE and MCPE describe that same final estimator.</w:t>
       </w:r>
     </w:p>
     <w:p>
@@ -42625,7 +42216,7 @@
         <w:pStyle w:val="FirstParagraph"/>
       </w:pPr>
       <w:r>
-        <w:t>The MCPE is not returned by the standard sae/msae functions and is estimated here by parametric bootstrap (pbmcpeMFH1/2/3). Prof. Isabel Molina provided the basic bootstrap code, which Ifeanyi Nzegwu Edochie refined, and the package maintainer further modified for model dispatch, use of the selected fitted model, reproducible seeds, convergence handling, Monte Carlo standard-error diagnostics, and package reporting. Note on MSE Estimation - Levels and Changes.docx documents the full uncertainty workflow: analytical or bootstrap MSE for unbenchmarked UFH by transformation, parametric-bootstrap MSE and MCPE for MFH, benchmarking within the bootstrap replicates (with the exception noted in Section 7.12), and MSE(change) = MSE(year 1) + MSE(year 2) - 2 MCPE. For change tests across areas, the Dashboard reports both raw p-values and Benjamini-Hochberg-adjusted p-values. The principal significance flag uses the pointwise raw test, p_value &lt; alpha. At alpha = 0.05, this is equivalent to the pointwise 95% confidence interval excluding zero. The p_value_bh and significant_bh fields are retained as supplementary outputs for assessing conclusions after false-discovery-rate control; they do not determine the primary figures or headline counts. The companion MSE note states the same rule. This area-level BH adjustment is separate from the MFH variance-test adjustment described in Section 8.6. Annex H states the validation work still required for the bootstrap implementation.</w:t>
+        <w:t xml:space="preserve">MCPE is estimated by the package bootstrap, building on code supplied by Prof. Isabel Molina, refined by Ifeanyi Nzegwu Edochie and integrated by the maintainer. All three joint moments use the same accepted draws. Pointwise raw tests remain the primary significance display; BH and Bonferroni sensitivity fields are exported. Area-level multiplicity differs from the MFH variance-structure test in Section 8.6. The implementation checks and simulation evidence are documented in docs/METHODOLOGY_ALIGNMENT.md and docs/MCPE_VALIDATION_STATUS.md. Numerical agreement and Monte Carlo precision do not certify interval coverage for all survey designs. Review model assumptions, boundary sensitivity and any undercoverage before dissemination. Use the latest validation status for current experiment counts and results.</w:t>
       </w:r>
     </w:p>
     <w:p>
@@ -43770,7 +43361,7 @@
         <w:pStyle w:val="BodyText"/>
       </w:pPr>
       <w:r>
-        <w:t>which is asymmetric and never below −100%. The MCPE term is the covariance implied by the change MSE reported by the UFH or MFH step (zero for UFH, which treats the years as independent, and for rows where the MFH step already used the independence fallback). Because the level MSEs and the step's change MSE can come from different calculations, this implied covariance is an approximation of the MCPE. The covariance-adjusted variance is used whenever it is positive; if it is zero, negative, or non-finite, the independence variance (the first two terms) is used and the row is flagged in mse_fallback_used.</w:t>
+        <w:t xml:space="preserve">The interval is asymmetric and bounded below by −100%. MFH uses the jointly exported annual_mse_y1, annual_mse_y2 and annual_mcpe from the same final-estimator bootstrap. It never reconstructs MCPE by mixing analytic level MSE with a bootstrap change MSE. Invalid joint moments or nonpositive inferential variance produce unavailable inference. Direct and UFH use the explicitly reported zero-MCPE assumption.</w:t>
       </w:r>
     </w:p>
     <w:p>
@@ -43806,7 +43397,7 @@
         <w:pStyle w:val="BodyText"/>
       </w:pPr>
       <w:r>
-        <w:t>The implementation and numerical rationale are documented in Note on eblupMFH2_robust.R.docx. The wrapper preserves a usable msae::eblupMFH2() fit, refits the same REML objective only after a boundary result, constrains variance and AR(1) correlation to their admissible ranges, records fallback and inversion diagnostics, and returns g3 and MSE as unavailable if the required Fisher-information calculation cannot be supported.</w:t>
+        <w:t xml:space="preserve">The numerical check assesses REML score, local curvature and feasible boundary directions in addition to the package convergence flag. A positive variance alone does not establish convergence. MFH2 is refitted when necessary using the same REML objective, exact gradients and several feasible starts; a usable original fit is preserved and an inferior refit is rejected. A valid zero random-effect covariance is allowed, including in bootstrap refits. The AR(1) correlation is bounded numerically at ±0.999999; an accepted endpoint approximates a limiting stationary fit and warrants sensitivity review.</w:t>
       </w:r>
     </w:p>
     <w:p>
@@ -43814,8 +43405,7 @@
         <w:pStyle w:val="FirstParagraph"/>
       </w:pPr>
       <w:r>
-        <w:lastRenderedPageBreak/>
-        <w:t>When the MFH2 fitting algorithm returns a zero or near-zero random-effect variance, the area random effect vanishes, and the EBLUP collapses onto the regression-synthetic part. This can be a genuine boundary solution, but it can also be a numerical artifact. The Dashboard re-examines such fits with a constrained-REML safeguard: it refits the same MFH2 model and the same REML objective, reparametrized so that the variance stays positive and the AR(1) correlation stays within its valid range, and compares the feasible-interior solution with the boundary fit. It does not introduce a new model, change the sampling-error covariance, or use an adjusted likelihood. If the original fit is already admissible, it is kept; if the safeguard recovers a credible positive-variance solution, it is used and flagged; otherwise, the boundary fit is retained and flagged for review. This is consistent with the small-area literature documenting zero variance-component estimates and with standard mixed-model practice of optimizing covariance parameters on constrained scales (Li and Lahiri, 2010; Rubin-Bleuer and You, 2016; Bates et al., 2015).</w:t>
+        <w:t xml:space="preserve">The numerical check changes the optimization route, not the MFH2 likelihood or covariance model. Sampling covariance matrices are repaired, if required, once before the original fit, and the exact same matrices are used for simulation and refitting. Repairs and endpoint checks are retained with run diagnostics. Increasing bootstrap replication cannot correct a misspecified model or an unusable fitted endpoint.</w:t>
       </w:r>
     </w:p>
     <w:p>
@@ -45931,7 +45521,7 @@
               <w:rPr>
                 <w:sz w:val="18"/>
               </w:rPr>
-              <w:t>MFH2 is the package default. When a user selects MFH3, the package fits MFH3; uses MFH2 if MFH3 errors or does not converge; and otherwise inspects MFH3's reference-variance tests, retaining MFH3 only when at least one adjusted contrast rejects equal time-specific variances. Bonferroni is the default adjustment; BH is a sensitivity option.</w:t>
+              <w:t xml:space="preserve">MFH2 remains default because MFH3 failed to converge in the Spanish and Polish applications. Selecting MFH3 invokes the paper’s sequence, with independent numerical endpoint checks and adjusted variance contrasts; MFH2 is selected if the endpoint or contrast evidence is insufficient. Bonferroni is default; BH is a sensitivity option.</w:t>
             </w:r>
           </w:p>
         </w:tc>
@@ -46082,7 +45672,7 @@
               <w:rPr>
                 <w:sz w:val="18"/>
               </w:rPr>
-              <w:t>Prof. Molina provided the basic MCPE bootstrap code, which Ifeanyi Nzegwu Edochie refined and the package maintainer further modified. The current revision corrects the MFH3 initial-state simulation and adds run-level Monte Carlo precision and refit diagnostics. Independent simulation validation of bias and interval coverage remains required.</w:t>
+              <w:t xml:space="preserve">The bootstrap extends the supplied manuscript, which does not specify a complete implementation. It now uses matching MFH covariance structures, full original-scale estimators and common accepted draws for annual MSE and MCPE. Structural tests and simulation evidence are documented separately; they do not guarantee coverage under every design.</w:t>
             </w:r>
           </w:p>
         </w:tc>
@@ -46233,7 +45823,7 @@
               <w:rPr>
                 <w:sz w:val="18"/>
               </w:rPr>
-              <w:t>The package adds operational safeguards, including explicit MFH3 fallback, constrained MFH2 refitting at a suspected numerical boundary, covariance-matrix repair in the bootstrap, and a flagged independence fallback when an estimated change variance is zero, negative or not finite. These safeguards must be logged and reviewed.</w:t>
+              <w:t xml:space="preserve">The package checks numerical endpoints, permits valid zero variance, refits MFH2 when necessary, and repairs sampling covariance once before original fitting. Invalid joint uncertainty is reported as unavailable. These implementation choices are logged and remain subject to model and inferential review.</w:t>
             </w:r>
           </w:p>
         </w:tc>
@@ -46427,13 +46017,7 @@
         <w:ind w:left="360" w:hanging="360"/>
       </w:pPr>
       <w:r>
-        <w:rPr>
-          <w:b/>
-        </w:rPr>
-        <w:t xml:space="preserve">5. </w:t>
-      </w:r>
-      <w:r>
-        <w:t>Calculate MSE(change) = MSE(year 1) + MSE(year 2) - 2 MCPE. The covariance-adjusted value is used whenever it is positive, however small. If it is zero, negative or not finite (for example because of bootstrap noise), the package uses the independence MSE, MSE(year 1) + MSE(year 2), for that row and flags it in the mse_fallback_used and mse_rule columns of the MFH step's change tables (the Comparison step's significance table keeps mse_fallback_used). This fallback is not necessarily conservative, so interpret flagged rows with caution.</w:t>
+        <w:t xml:space="preserve">5. Calculate MSE(change) = MSE1 + MSE2 − 2 MCPE from the same accepted draws. Check the joint matrix for valid finite nonnegative diagonal moments and feasible cross-products. Invalid or zero inferential variance gives unavailable intervals and p-values with a recorded reason; no independence replacement is made.</w:t>
       </w:r>
     </w:p>
     <w:p>
@@ -46467,7 +46051,7 @@
         <w:pStyle w:val="FirstParagraph"/>
       </w:pPr>
       <w:r>
-        <w:t>The bootstrap is a methodologically motivated implementation of the requirement identified by Molina and Romero, but formal package-specific validation is not yet complete. This revision corrected MFH3 simulation so that the first observed random effect includes the model's initial state, and a large-sample moment test now verifies that simulated MFH3 random effects reproduce the theoretical covariance. Each run also reports refit failures, covariance repairs, and Monte Carlo standard errors. These checks establish structural consistency and numerical precision; they do not by themselves establish bias, interval coverage, or false-positive performance under realistic survey and model conditions.</w:t>
+        <w:t xml:space="preserve">The implementation checks and simulation evidence are documented in docs/METHODOLOGY_ALIGNMENT.md and docs/MCPE_VALIDATION_STATUS.md. Numerical agreement and Monte Carlo precision do not certify interval coverage for all survey designs. Review model assumptions, boundary sensitivity and any undercoverage before dissemination. Use the latest validation status for current experiment counts and results. Native emdi point and MSE checks, independent joint-bootstrap identities, dense-versus-block REML checks, endpoint tests and fitted-model simulations support the current revision. The latest status file distinguishes exact-parameter checks from fitted-model coverage experiments.</w:t>
       </w:r>
     </w:p>
     <w:p>
@@ -46506,13 +46090,7 @@
         <w:ind w:left="360" w:hanging="360"/>
       </w:pPr>
       <w:r>
-        <w:rPr>
-          <w:b/>
-        </w:rPr>
-        <w:t xml:space="preserve">• </w:t>
-      </w:r>
-      <w:r>
-        <w:t>Document non-convergence, covariance-matrix repairs, maximum-attempt failures, and independence-MSE fallbacks; add explicit counts to the report where they are not already available.</w:t>
+        <w:t xml:space="preserve">• Review failed refits, repaired covariance matrices, boundary endpoints, insufficient successful replicates and unavailable inference; retain diagnostic counts with the report.</w:t>
       </w:r>
     </w:p>
     <w:p>
